--- a/docs/tables/auc3/sec8_lm_d365_c30.docx
+++ b/docs/tables/auc3/sec8_lm_d365_c30.docx
@@ -24,7 +24,7 @@
         <w:gridCol w:w="1181"/>
         <w:gridCol w:w="655"/>
         <w:gridCol w:w="912"/>
-        <w:gridCol w:w="1536"/>
+        <w:gridCol w:w="1463"/>
         <w:gridCol w:w="1181"/>
       </w:tblGrid>
       <w:tr>
@@ -2043,113 +2043,113 @@
                 <w:szCs w:val="22"/>
                 <w:color w:val="000000"/>
               </w:rPr>
-              <w:t xml:space="preserve">2.4</w:t>
-            </w:r>
-          </w:p>
-        </w:tc>
-        <w:tc>
-          <w:tcPr>
-            <w:tcBorders>
-              <w:bottom w:val="none" w:sz="0" w:space="0" w:color="000000"/>
-              <w:top w:val="none" w:sz="0" w:space="0" w:color="000000"/>
-              <w:left w:val="none" w:sz="0" w:space="0" w:color="000000"/>
-              <w:right w:val="none" w:sz="0" w:space="0" w:color="000000"/>
-            </w:tcBorders>
-            <w:shd w:val="clear" w:color="auto" w:fill="FFFFFF"/>
-            <w:tcMar>
-              <w:top w:w="0" w:type="dxa"/>
-              <w:bottom w:w="0" w:type="dxa"/>
-              <w:left w:w="0" w:type="dxa"/>
-              <w:right w:w="0" w:type="dxa"/>
-            </w:tcMar>
-            <w:vAlign w:val="top"/>
-          </w:tcPr>
-          <w:p>
-            <w:pPr>
-              <w:pStyle w:val="Normal"/>
-              <w:jc w:val="center"/>
-              <w:pBdr>
-                <w:bottom w:val="none" w:sz="0" w:space="0" w:color="000000"/>
-                <w:top w:val="none" w:sz="0" w:space="0" w:color="000000"/>
-                <w:left w:val="none" w:sz="0" w:space="0" w:color="000000"/>
-                <w:right w:val="none" w:sz="0" w:space="0" w:color="000000"/>
-              </w:pBdr>
-              <w:spacing w:after="100" w:before="100" w:line="240"/>
-              <w:ind w:left="100" w:right="100" w:firstLine="0" w:firstLineChars="0"/>
-              <w:rPr>
-                <w:rFonts w:ascii="Helvetica" w:hAnsi="Helvetica" w:eastAsia="Helvetica" w:cs="Helvetica"/>
-                <w:i w:val="false"/>
-                <w:b w:val="false"/>
-                <w:u w:val="none"/>
-                <w:sz w:val="22"/>
-                <w:szCs w:val="22"/>
-                <w:color w:val="000000"/>
-              </w:rPr>
-            </w:pPr>
-            <w:r>
-              <w:rPr>
-                <w:rFonts w:ascii="Helvetica" w:hAnsi="Helvetica" w:eastAsia="Helvetica" w:cs="Helvetica"/>
-                <w:i w:val="false"/>
-                <w:b w:val="false"/>
-                <w:u w:val="none"/>
-                <w:sz w:val="22"/>
-                <w:szCs w:val="22"/>
-                <w:color w:val="000000"/>
-              </w:rPr>
-              <w:t xml:space="preserve">-7.3, 12</w:t>
-            </w:r>
-          </w:p>
-        </w:tc>
-        <w:tc>
-          <w:tcPr>
-            <w:tcBorders>
-              <w:bottom w:val="none" w:sz="0" w:space="0" w:color="000000"/>
-              <w:top w:val="none" w:sz="0" w:space="0" w:color="000000"/>
-              <w:left w:val="none" w:sz="0" w:space="0" w:color="000000"/>
-              <w:right w:val="none" w:sz="0" w:space="0" w:color="000000"/>
-            </w:tcBorders>
-            <w:shd w:val="clear" w:color="auto" w:fill="FFFFFF"/>
-            <w:tcMar>
-              <w:top w:w="0" w:type="dxa"/>
-              <w:bottom w:w="0" w:type="dxa"/>
-              <w:left w:w="0" w:type="dxa"/>
-              <w:right w:w="0" w:type="dxa"/>
-            </w:tcMar>
-            <w:vAlign w:val="top"/>
-          </w:tcPr>
-          <w:p>
-            <w:pPr>
-              <w:pStyle w:val="Normal"/>
-              <w:jc w:val="center"/>
-              <w:pBdr>
-                <w:bottom w:val="none" w:sz="0" w:space="0" w:color="000000"/>
-                <w:top w:val="none" w:sz="0" w:space="0" w:color="000000"/>
-                <w:left w:val="none" w:sz="0" w:space="0" w:color="000000"/>
-                <w:right w:val="none" w:sz="0" w:space="0" w:color="000000"/>
-              </w:pBdr>
-              <w:spacing w:after="100" w:before="100" w:line="240"/>
-              <w:ind w:left="100" w:right="100" w:firstLine="0" w:firstLineChars="0"/>
-              <w:rPr>
-                <w:rFonts w:ascii="Helvetica" w:hAnsi="Helvetica" w:eastAsia="Helvetica" w:cs="Helvetica"/>
-                <w:i w:val="false"/>
-                <w:b w:val="false"/>
-                <w:u w:val="none"/>
-                <w:sz w:val="22"/>
-                <w:szCs w:val="22"/>
-                <w:color w:val="000000"/>
-              </w:rPr>
-            </w:pPr>
-            <w:r>
-              <w:rPr>
-                <w:rFonts w:ascii="Helvetica" w:hAnsi="Helvetica" w:eastAsia="Helvetica" w:cs="Helvetica"/>
-                <w:i w:val="false"/>
-                <w:b w:val="false"/>
-                <w:u w:val="none"/>
-                <w:sz w:val="22"/>
-                <w:szCs w:val="22"/>
-                <w:color w:val="000000"/>
-              </w:rPr>
-              <w:t xml:space="preserve">0.618</w:t>
+              <w:t xml:space="preserve">-0.28</w:t>
+            </w:r>
+          </w:p>
+        </w:tc>
+        <w:tc>
+          <w:tcPr>
+            <w:tcBorders>
+              <w:bottom w:val="none" w:sz="0" w:space="0" w:color="000000"/>
+              <w:top w:val="none" w:sz="0" w:space="0" w:color="000000"/>
+              <w:left w:val="none" w:sz="0" w:space="0" w:color="000000"/>
+              <w:right w:val="none" w:sz="0" w:space="0" w:color="000000"/>
+            </w:tcBorders>
+            <w:shd w:val="clear" w:color="auto" w:fill="FFFFFF"/>
+            <w:tcMar>
+              <w:top w:w="0" w:type="dxa"/>
+              <w:bottom w:w="0" w:type="dxa"/>
+              <w:left w:w="0" w:type="dxa"/>
+              <w:right w:w="0" w:type="dxa"/>
+            </w:tcMar>
+            <w:vAlign w:val="top"/>
+          </w:tcPr>
+          <w:p>
+            <w:pPr>
+              <w:pStyle w:val="Normal"/>
+              <w:jc w:val="center"/>
+              <w:pBdr>
+                <w:bottom w:val="none" w:sz="0" w:space="0" w:color="000000"/>
+                <w:top w:val="none" w:sz="0" w:space="0" w:color="000000"/>
+                <w:left w:val="none" w:sz="0" w:space="0" w:color="000000"/>
+                <w:right w:val="none" w:sz="0" w:space="0" w:color="000000"/>
+              </w:pBdr>
+              <w:spacing w:after="100" w:before="100" w:line="240"/>
+              <w:ind w:left="100" w:right="100" w:firstLine="0" w:firstLineChars="0"/>
+              <w:rPr>
+                <w:rFonts w:ascii="Helvetica" w:hAnsi="Helvetica" w:eastAsia="Helvetica" w:cs="Helvetica"/>
+                <w:i w:val="false"/>
+                <w:b w:val="false"/>
+                <w:u w:val="none"/>
+                <w:sz w:val="22"/>
+                <w:szCs w:val="22"/>
+                <w:color w:val="000000"/>
+              </w:rPr>
+            </w:pPr>
+            <w:r>
+              <w:rPr>
+                <w:rFonts w:ascii="Helvetica" w:hAnsi="Helvetica" w:eastAsia="Helvetica" w:cs="Helvetica"/>
+                <w:i w:val="false"/>
+                <w:b w:val="false"/>
+                <w:u w:val="none"/>
+                <w:sz w:val="22"/>
+                <w:szCs w:val="22"/>
+                <w:color w:val="000000"/>
+              </w:rPr>
+              <w:t xml:space="preserve">-11, 10</w:t>
+            </w:r>
+          </w:p>
+        </w:tc>
+        <w:tc>
+          <w:tcPr>
+            <w:tcBorders>
+              <w:bottom w:val="none" w:sz="0" w:space="0" w:color="000000"/>
+              <w:top w:val="none" w:sz="0" w:space="0" w:color="000000"/>
+              <w:left w:val="none" w:sz="0" w:space="0" w:color="000000"/>
+              <w:right w:val="none" w:sz="0" w:space="0" w:color="000000"/>
+            </w:tcBorders>
+            <w:shd w:val="clear" w:color="auto" w:fill="FFFFFF"/>
+            <w:tcMar>
+              <w:top w:w="0" w:type="dxa"/>
+              <w:bottom w:w="0" w:type="dxa"/>
+              <w:left w:w="0" w:type="dxa"/>
+              <w:right w:w="0" w:type="dxa"/>
+            </w:tcMar>
+            <w:vAlign w:val="top"/>
+          </w:tcPr>
+          <w:p>
+            <w:pPr>
+              <w:pStyle w:val="Normal"/>
+              <w:jc w:val="center"/>
+              <w:pBdr>
+                <w:bottom w:val="none" w:sz="0" w:space="0" w:color="000000"/>
+                <w:top w:val="none" w:sz="0" w:space="0" w:color="000000"/>
+                <w:left w:val="none" w:sz="0" w:space="0" w:color="000000"/>
+                <w:right w:val="none" w:sz="0" w:space="0" w:color="000000"/>
+              </w:pBdr>
+              <w:spacing w:after="100" w:before="100" w:line="240"/>
+              <w:ind w:left="100" w:right="100" w:firstLine="0" w:firstLineChars="0"/>
+              <w:rPr>
+                <w:rFonts w:ascii="Helvetica" w:hAnsi="Helvetica" w:eastAsia="Helvetica" w:cs="Helvetica"/>
+                <w:i w:val="false"/>
+                <w:b w:val="false"/>
+                <w:u w:val="none"/>
+                <w:sz w:val="22"/>
+                <w:szCs w:val="22"/>
+                <w:color w:val="000000"/>
+              </w:rPr>
+            </w:pPr>
+            <w:r>
+              <w:rPr>
+                <w:rFonts w:ascii="Helvetica" w:hAnsi="Helvetica" w:eastAsia="Helvetica" w:cs="Helvetica"/>
+                <w:i w:val="false"/>
+                <w:b w:val="false"/>
+                <w:u w:val="none"/>
+                <w:sz w:val="22"/>
+                <w:szCs w:val="22"/>
+                <w:color w:val="000000"/>
+              </w:rPr>
+              <w:t xml:space="preserve">0.959</w:t>
             </w:r>
           </w:p>
         </w:tc>
@@ -2526,113 +2526,113 @@
                 <w:szCs w:val="22"/>
                 <w:color w:val="000000"/>
               </w:rPr>
-              <w:t xml:space="preserve">-0.22</w:t>
-            </w:r>
-          </w:p>
-        </w:tc>
-        <w:tc>
-          <w:tcPr>
-            <w:tcBorders>
-              <w:bottom w:val="none" w:sz="0" w:space="0" w:color="000000"/>
-              <w:top w:val="none" w:sz="0" w:space="0" w:color="000000"/>
-              <w:left w:val="none" w:sz="0" w:space="0" w:color="000000"/>
-              <w:right w:val="none" w:sz="0" w:space="0" w:color="000000"/>
-            </w:tcBorders>
-            <w:shd w:val="clear" w:color="auto" w:fill="FFFFFF"/>
-            <w:tcMar>
-              <w:top w:w="0" w:type="dxa"/>
-              <w:bottom w:w="0" w:type="dxa"/>
-              <w:left w:w="0" w:type="dxa"/>
-              <w:right w:w="0" w:type="dxa"/>
-            </w:tcMar>
-            <w:vAlign w:val="top"/>
-          </w:tcPr>
-          <w:p>
-            <w:pPr>
-              <w:pStyle w:val="Normal"/>
-              <w:jc w:val="center"/>
-              <w:pBdr>
-                <w:bottom w:val="none" w:sz="0" w:space="0" w:color="000000"/>
-                <w:top w:val="none" w:sz="0" w:space="0" w:color="000000"/>
-                <w:left w:val="none" w:sz="0" w:space="0" w:color="000000"/>
-                <w:right w:val="none" w:sz="0" w:space="0" w:color="000000"/>
-              </w:pBdr>
-              <w:spacing w:after="100" w:before="100" w:line="240"/>
-              <w:ind w:left="100" w:right="100" w:firstLine="0" w:firstLineChars="0"/>
-              <w:rPr>
-                <w:rFonts w:ascii="Helvetica" w:hAnsi="Helvetica" w:eastAsia="Helvetica" w:cs="Helvetica"/>
-                <w:i w:val="false"/>
-                <w:b w:val="false"/>
-                <w:u w:val="none"/>
-                <w:sz w:val="22"/>
-                <w:szCs w:val="22"/>
-                <w:color w:val="000000"/>
-              </w:rPr>
-            </w:pPr>
-            <w:r>
-              <w:rPr>
-                <w:rFonts w:ascii="Helvetica" w:hAnsi="Helvetica" w:eastAsia="Helvetica" w:cs="Helvetica"/>
-                <w:i w:val="false"/>
-                <w:b w:val="false"/>
-                <w:u w:val="none"/>
-                <w:sz w:val="22"/>
-                <w:szCs w:val="22"/>
-                <w:color w:val="000000"/>
-              </w:rPr>
-              <w:t xml:space="preserve">-0.58, 0.13</w:t>
-            </w:r>
-          </w:p>
-        </w:tc>
-        <w:tc>
-          <w:tcPr>
-            <w:tcBorders>
-              <w:bottom w:val="none" w:sz="0" w:space="0" w:color="000000"/>
-              <w:top w:val="none" w:sz="0" w:space="0" w:color="000000"/>
-              <w:left w:val="none" w:sz="0" w:space="0" w:color="000000"/>
-              <w:right w:val="none" w:sz="0" w:space="0" w:color="000000"/>
-            </w:tcBorders>
-            <w:shd w:val="clear" w:color="auto" w:fill="FFFFFF"/>
-            <w:tcMar>
-              <w:top w:w="0" w:type="dxa"/>
-              <w:bottom w:w="0" w:type="dxa"/>
-              <w:left w:w="0" w:type="dxa"/>
-              <w:right w:w="0" w:type="dxa"/>
-            </w:tcMar>
-            <w:vAlign w:val="top"/>
-          </w:tcPr>
-          <w:p>
-            <w:pPr>
-              <w:pStyle w:val="Normal"/>
-              <w:jc w:val="center"/>
-              <w:pBdr>
-                <w:bottom w:val="none" w:sz="0" w:space="0" w:color="000000"/>
-                <w:top w:val="none" w:sz="0" w:space="0" w:color="000000"/>
-                <w:left w:val="none" w:sz="0" w:space="0" w:color="000000"/>
-                <w:right w:val="none" w:sz="0" w:space="0" w:color="000000"/>
-              </w:pBdr>
-              <w:spacing w:after="100" w:before="100" w:line="240"/>
-              <w:ind w:left="100" w:right="100" w:firstLine="0" w:firstLineChars="0"/>
-              <w:rPr>
-                <w:rFonts w:ascii="Helvetica" w:hAnsi="Helvetica" w:eastAsia="Helvetica" w:cs="Helvetica"/>
-                <w:i w:val="false"/>
-                <w:b w:val="false"/>
-                <w:u w:val="none"/>
-                <w:sz w:val="22"/>
-                <w:szCs w:val="22"/>
-                <w:color w:val="000000"/>
-              </w:rPr>
-            </w:pPr>
-            <w:r>
-              <w:rPr>
-                <w:rFonts w:ascii="Helvetica" w:hAnsi="Helvetica" w:eastAsia="Helvetica" w:cs="Helvetica"/>
-                <w:i w:val="false"/>
-                <w:b w:val="false"/>
-                <w:u w:val="none"/>
-                <w:sz w:val="22"/>
-                <w:szCs w:val="22"/>
-                <w:color w:val="000000"/>
-              </w:rPr>
-              <w:t xml:space="preserve">0.216</w:t>
+              <w:t xml:space="preserve">-0.19</w:t>
+            </w:r>
+          </w:p>
+        </w:tc>
+        <w:tc>
+          <w:tcPr>
+            <w:tcBorders>
+              <w:bottom w:val="none" w:sz="0" w:space="0" w:color="000000"/>
+              <w:top w:val="none" w:sz="0" w:space="0" w:color="000000"/>
+              <w:left w:val="none" w:sz="0" w:space="0" w:color="000000"/>
+              <w:right w:val="none" w:sz="0" w:space="0" w:color="000000"/>
+            </w:tcBorders>
+            <w:shd w:val="clear" w:color="auto" w:fill="FFFFFF"/>
+            <w:tcMar>
+              <w:top w:w="0" w:type="dxa"/>
+              <w:bottom w:w="0" w:type="dxa"/>
+              <w:left w:w="0" w:type="dxa"/>
+              <w:right w:w="0" w:type="dxa"/>
+            </w:tcMar>
+            <w:vAlign w:val="top"/>
+          </w:tcPr>
+          <w:p>
+            <w:pPr>
+              <w:pStyle w:val="Normal"/>
+              <w:jc w:val="center"/>
+              <w:pBdr>
+                <w:bottom w:val="none" w:sz="0" w:space="0" w:color="000000"/>
+                <w:top w:val="none" w:sz="0" w:space="0" w:color="000000"/>
+                <w:left w:val="none" w:sz="0" w:space="0" w:color="000000"/>
+                <w:right w:val="none" w:sz="0" w:space="0" w:color="000000"/>
+              </w:pBdr>
+              <w:spacing w:after="100" w:before="100" w:line="240"/>
+              <w:ind w:left="100" w:right="100" w:firstLine="0" w:firstLineChars="0"/>
+              <w:rPr>
+                <w:rFonts w:ascii="Helvetica" w:hAnsi="Helvetica" w:eastAsia="Helvetica" w:cs="Helvetica"/>
+                <w:i w:val="false"/>
+                <w:b w:val="false"/>
+                <w:u w:val="none"/>
+                <w:sz w:val="22"/>
+                <w:szCs w:val="22"/>
+                <w:color w:val="000000"/>
+              </w:rPr>
+            </w:pPr>
+            <w:r>
+              <w:rPr>
+                <w:rFonts w:ascii="Helvetica" w:hAnsi="Helvetica" w:eastAsia="Helvetica" w:cs="Helvetica"/>
+                <w:i w:val="false"/>
+                <w:b w:val="false"/>
+                <w:u w:val="none"/>
+                <w:sz w:val="22"/>
+                <w:szCs w:val="22"/>
+                <w:color w:val="000000"/>
+              </w:rPr>
+              <w:t xml:space="preserve">-0.53, 0.16</w:t>
+            </w:r>
+          </w:p>
+        </w:tc>
+        <w:tc>
+          <w:tcPr>
+            <w:tcBorders>
+              <w:bottom w:val="none" w:sz="0" w:space="0" w:color="000000"/>
+              <w:top w:val="none" w:sz="0" w:space="0" w:color="000000"/>
+              <w:left w:val="none" w:sz="0" w:space="0" w:color="000000"/>
+              <w:right w:val="none" w:sz="0" w:space="0" w:color="000000"/>
+            </w:tcBorders>
+            <w:shd w:val="clear" w:color="auto" w:fill="FFFFFF"/>
+            <w:tcMar>
+              <w:top w:w="0" w:type="dxa"/>
+              <w:bottom w:w="0" w:type="dxa"/>
+              <w:left w:w="0" w:type="dxa"/>
+              <w:right w:w="0" w:type="dxa"/>
+            </w:tcMar>
+            <w:vAlign w:val="top"/>
+          </w:tcPr>
+          <w:p>
+            <w:pPr>
+              <w:pStyle w:val="Normal"/>
+              <w:jc w:val="center"/>
+              <w:pBdr>
+                <w:bottom w:val="none" w:sz="0" w:space="0" w:color="000000"/>
+                <w:top w:val="none" w:sz="0" w:space="0" w:color="000000"/>
+                <w:left w:val="none" w:sz="0" w:space="0" w:color="000000"/>
+                <w:right w:val="none" w:sz="0" w:space="0" w:color="000000"/>
+              </w:pBdr>
+              <w:spacing w:after="100" w:before="100" w:line="240"/>
+              <w:ind w:left="100" w:right="100" w:firstLine="0" w:firstLineChars="0"/>
+              <w:rPr>
+                <w:rFonts w:ascii="Helvetica" w:hAnsi="Helvetica" w:eastAsia="Helvetica" w:cs="Helvetica"/>
+                <w:i w:val="false"/>
+                <w:b w:val="false"/>
+                <w:u w:val="none"/>
+                <w:sz w:val="22"/>
+                <w:szCs w:val="22"/>
+                <w:color w:val="000000"/>
+              </w:rPr>
+            </w:pPr>
+            <w:r>
+              <w:rPr>
+                <w:rFonts w:ascii="Helvetica" w:hAnsi="Helvetica" w:eastAsia="Helvetica" w:cs="Helvetica"/>
+                <w:i w:val="false"/>
+                <w:b w:val="false"/>
+                <w:u w:val="none"/>
+                <w:sz w:val="22"/>
+                <w:szCs w:val="22"/>
+                <w:color w:val="000000"/>
+              </w:rPr>
+              <w:t xml:space="preserve">0.284</w:t>
             </w:r>
           </w:p>
         </w:tc>
@@ -3975,113 +3975,113 @@
                 <w:szCs w:val="22"/>
                 <w:color w:val="000000"/>
               </w:rPr>
-              <w:t xml:space="preserve">-12</w:t>
-            </w:r>
-          </w:p>
-        </w:tc>
-        <w:tc>
-          <w:tcPr>
-            <w:tcBorders>
-              <w:bottom w:val="none" w:sz="0" w:space="0" w:color="000000"/>
-              <w:top w:val="none" w:sz="0" w:space="0" w:color="000000"/>
-              <w:left w:val="none" w:sz="0" w:space="0" w:color="000000"/>
-              <w:right w:val="none" w:sz="0" w:space="0" w:color="000000"/>
-            </w:tcBorders>
-            <w:shd w:val="clear" w:color="auto" w:fill="FFFFFF"/>
-            <w:tcMar>
-              <w:top w:w="0" w:type="dxa"/>
-              <w:bottom w:w="0" w:type="dxa"/>
-              <w:left w:w="0" w:type="dxa"/>
-              <w:right w:w="0" w:type="dxa"/>
-            </w:tcMar>
-            <w:vAlign w:val="top"/>
-          </w:tcPr>
-          <w:p>
-            <w:pPr>
-              <w:pStyle w:val="Normal"/>
-              <w:jc w:val="center"/>
-              <w:pBdr>
-                <w:bottom w:val="none" w:sz="0" w:space="0" w:color="000000"/>
-                <w:top w:val="none" w:sz="0" w:space="0" w:color="000000"/>
-                <w:left w:val="none" w:sz="0" w:space="0" w:color="000000"/>
-                <w:right w:val="none" w:sz="0" w:space="0" w:color="000000"/>
-              </w:pBdr>
-              <w:spacing w:after="100" w:before="100" w:line="240"/>
-              <w:ind w:left="100" w:right="100" w:firstLine="0" w:firstLineChars="0"/>
-              <w:rPr>
-                <w:rFonts w:ascii="Helvetica" w:hAnsi="Helvetica" w:eastAsia="Helvetica" w:cs="Helvetica"/>
-                <w:i w:val="false"/>
-                <w:b w:val="false"/>
-                <w:u w:val="none"/>
-                <w:sz w:val="22"/>
-                <w:szCs w:val="22"/>
-                <w:color w:val="000000"/>
-              </w:rPr>
-            </w:pPr>
-            <w:r>
-              <w:rPr>
-                <w:rFonts w:ascii="Helvetica" w:hAnsi="Helvetica" w:eastAsia="Helvetica" w:cs="Helvetica"/>
-                <w:i w:val="false"/>
-                <w:b w:val="false"/>
-                <w:u w:val="none"/>
-                <w:sz w:val="22"/>
-                <w:szCs w:val="22"/>
-                <w:color w:val="000000"/>
-              </w:rPr>
-              <w:t xml:space="preserve">-32, 7.4</w:t>
-            </w:r>
-          </w:p>
-        </w:tc>
-        <w:tc>
-          <w:tcPr>
-            <w:tcBorders>
-              <w:bottom w:val="none" w:sz="0" w:space="0" w:color="000000"/>
-              <w:top w:val="none" w:sz="0" w:space="0" w:color="000000"/>
-              <w:left w:val="none" w:sz="0" w:space="0" w:color="000000"/>
-              <w:right w:val="none" w:sz="0" w:space="0" w:color="000000"/>
-            </w:tcBorders>
-            <w:shd w:val="clear" w:color="auto" w:fill="FFFFFF"/>
-            <w:tcMar>
-              <w:top w:w="0" w:type="dxa"/>
-              <w:bottom w:w="0" w:type="dxa"/>
-              <w:left w:w="0" w:type="dxa"/>
-              <w:right w:w="0" w:type="dxa"/>
-            </w:tcMar>
-            <w:vAlign w:val="top"/>
-          </w:tcPr>
-          <w:p>
-            <w:pPr>
-              <w:pStyle w:val="Normal"/>
-              <w:jc w:val="center"/>
-              <w:pBdr>
-                <w:bottom w:val="none" w:sz="0" w:space="0" w:color="000000"/>
-                <w:top w:val="none" w:sz="0" w:space="0" w:color="000000"/>
-                <w:left w:val="none" w:sz="0" w:space="0" w:color="000000"/>
-                <w:right w:val="none" w:sz="0" w:space="0" w:color="000000"/>
-              </w:pBdr>
-              <w:spacing w:after="100" w:before="100" w:line="240"/>
-              <w:ind w:left="100" w:right="100" w:firstLine="0" w:firstLineChars="0"/>
-              <w:rPr>
-                <w:rFonts w:ascii="Helvetica" w:hAnsi="Helvetica" w:eastAsia="Helvetica" w:cs="Helvetica"/>
-                <w:i w:val="false"/>
-                <w:b w:val="false"/>
-                <w:u w:val="none"/>
-                <w:sz w:val="22"/>
-                <w:szCs w:val="22"/>
-                <w:color w:val="000000"/>
-              </w:rPr>
-            </w:pPr>
-            <w:r>
-              <w:rPr>
-                <w:rFonts w:ascii="Helvetica" w:hAnsi="Helvetica" w:eastAsia="Helvetica" w:cs="Helvetica"/>
-                <w:i w:val="false"/>
-                <w:b w:val="false"/>
-                <w:u w:val="none"/>
-                <w:sz w:val="22"/>
-                <w:szCs w:val="22"/>
-                <w:color w:val="000000"/>
-              </w:rPr>
-              <w:t xml:space="preserve">0.218</w:t>
+              <w:t xml:space="preserve">-15</w:t>
+            </w:r>
+          </w:p>
+        </w:tc>
+        <w:tc>
+          <w:tcPr>
+            <w:tcBorders>
+              <w:bottom w:val="none" w:sz="0" w:space="0" w:color="000000"/>
+              <w:top w:val="none" w:sz="0" w:space="0" w:color="000000"/>
+              <w:left w:val="none" w:sz="0" w:space="0" w:color="000000"/>
+              <w:right w:val="none" w:sz="0" w:space="0" w:color="000000"/>
+            </w:tcBorders>
+            <w:shd w:val="clear" w:color="auto" w:fill="FFFFFF"/>
+            <w:tcMar>
+              <w:top w:w="0" w:type="dxa"/>
+              <w:bottom w:w="0" w:type="dxa"/>
+              <w:left w:w="0" w:type="dxa"/>
+              <w:right w:w="0" w:type="dxa"/>
+            </w:tcMar>
+            <w:vAlign w:val="top"/>
+          </w:tcPr>
+          <w:p>
+            <w:pPr>
+              <w:pStyle w:val="Normal"/>
+              <w:jc w:val="center"/>
+              <w:pBdr>
+                <w:bottom w:val="none" w:sz="0" w:space="0" w:color="000000"/>
+                <w:top w:val="none" w:sz="0" w:space="0" w:color="000000"/>
+                <w:left w:val="none" w:sz="0" w:space="0" w:color="000000"/>
+                <w:right w:val="none" w:sz="0" w:space="0" w:color="000000"/>
+              </w:pBdr>
+              <w:spacing w:after="100" w:before="100" w:line="240"/>
+              <w:ind w:left="100" w:right="100" w:firstLine="0" w:firstLineChars="0"/>
+              <w:rPr>
+                <w:rFonts w:ascii="Helvetica" w:hAnsi="Helvetica" w:eastAsia="Helvetica" w:cs="Helvetica"/>
+                <w:i w:val="false"/>
+                <w:b w:val="false"/>
+                <w:u w:val="none"/>
+                <w:sz w:val="22"/>
+                <w:szCs w:val="22"/>
+                <w:color w:val="000000"/>
+              </w:rPr>
+            </w:pPr>
+            <w:r>
+              <w:rPr>
+                <w:rFonts w:ascii="Helvetica" w:hAnsi="Helvetica" w:eastAsia="Helvetica" w:cs="Helvetica"/>
+                <w:i w:val="false"/>
+                <w:b w:val="false"/>
+                <w:u w:val="none"/>
+                <w:sz w:val="22"/>
+                <w:szCs w:val="22"/>
+                <w:color w:val="000000"/>
+              </w:rPr>
+              <w:t xml:space="preserve">-34, 4.7</w:t>
+            </w:r>
+          </w:p>
+        </w:tc>
+        <w:tc>
+          <w:tcPr>
+            <w:tcBorders>
+              <w:bottom w:val="none" w:sz="0" w:space="0" w:color="000000"/>
+              <w:top w:val="none" w:sz="0" w:space="0" w:color="000000"/>
+              <w:left w:val="none" w:sz="0" w:space="0" w:color="000000"/>
+              <w:right w:val="none" w:sz="0" w:space="0" w:color="000000"/>
+            </w:tcBorders>
+            <w:shd w:val="clear" w:color="auto" w:fill="FFFFFF"/>
+            <w:tcMar>
+              <w:top w:w="0" w:type="dxa"/>
+              <w:bottom w:w="0" w:type="dxa"/>
+              <w:left w:w="0" w:type="dxa"/>
+              <w:right w:w="0" w:type="dxa"/>
+            </w:tcMar>
+            <w:vAlign w:val="top"/>
+          </w:tcPr>
+          <w:p>
+            <w:pPr>
+              <w:pStyle w:val="Normal"/>
+              <w:jc w:val="center"/>
+              <w:pBdr>
+                <w:bottom w:val="none" w:sz="0" w:space="0" w:color="000000"/>
+                <w:top w:val="none" w:sz="0" w:space="0" w:color="000000"/>
+                <w:left w:val="none" w:sz="0" w:space="0" w:color="000000"/>
+                <w:right w:val="none" w:sz="0" w:space="0" w:color="000000"/>
+              </w:pBdr>
+              <w:spacing w:after="100" w:before="100" w:line="240"/>
+              <w:ind w:left="100" w:right="100" w:firstLine="0" w:firstLineChars="0"/>
+              <w:rPr>
+                <w:rFonts w:ascii="Helvetica" w:hAnsi="Helvetica" w:eastAsia="Helvetica" w:cs="Helvetica"/>
+                <w:i w:val="false"/>
+                <w:b w:val="false"/>
+                <w:u w:val="none"/>
+                <w:sz w:val="22"/>
+                <w:szCs w:val="22"/>
+                <w:color w:val="000000"/>
+              </w:rPr>
+            </w:pPr>
+            <w:r>
+              <w:rPr>
+                <w:rFonts w:ascii="Helvetica" w:hAnsi="Helvetica" w:eastAsia="Helvetica" w:cs="Helvetica"/>
+                <w:i w:val="false"/>
+                <w:b w:val="false"/>
+                <w:u w:val="none"/>
+                <w:sz w:val="22"/>
+                <w:szCs w:val="22"/>
+                <w:color w:val="000000"/>
+              </w:rPr>
+              <w:t xml:space="preserve">0.134</w:t>
             </w:r>
           </w:p>
         </w:tc>
@@ -4458,113 +4458,113 @@
                 <w:szCs w:val="22"/>
                 <w:color w:val="000000"/>
               </w:rPr>
-              <w:t xml:space="preserve">0.66</w:t>
-            </w:r>
-          </w:p>
-        </w:tc>
-        <w:tc>
-          <w:tcPr>
-            <w:tcBorders>
-              <w:bottom w:val="none" w:sz="0" w:space="0" w:color="000000"/>
-              <w:top w:val="none" w:sz="0" w:space="0" w:color="000000"/>
-              <w:left w:val="none" w:sz="0" w:space="0" w:color="000000"/>
-              <w:right w:val="none" w:sz="0" w:space="0" w:color="000000"/>
-            </w:tcBorders>
-            <w:shd w:val="clear" w:color="auto" w:fill="FFFFFF"/>
-            <w:tcMar>
-              <w:top w:w="0" w:type="dxa"/>
-              <w:bottom w:w="0" w:type="dxa"/>
-              <w:left w:w="0" w:type="dxa"/>
-              <w:right w:w="0" w:type="dxa"/>
-            </w:tcMar>
-            <w:vAlign w:val="top"/>
-          </w:tcPr>
-          <w:p>
-            <w:pPr>
-              <w:pStyle w:val="Normal"/>
-              <w:jc w:val="center"/>
-              <w:pBdr>
-                <w:bottom w:val="none" w:sz="0" w:space="0" w:color="000000"/>
-                <w:top w:val="none" w:sz="0" w:space="0" w:color="000000"/>
-                <w:left w:val="none" w:sz="0" w:space="0" w:color="000000"/>
-                <w:right w:val="none" w:sz="0" w:space="0" w:color="000000"/>
-              </w:pBdr>
-              <w:spacing w:after="100" w:before="100" w:line="240"/>
-              <w:ind w:left="100" w:right="100" w:firstLine="0" w:firstLineChars="0"/>
-              <w:rPr>
-                <w:rFonts w:ascii="Helvetica" w:hAnsi="Helvetica" w:eastAsia="Helvetica" w:cs="Helvetica"/>
-                <w:i w:val="false"/>
-                <w:b w:val="false"/>
-                <w:u w:val="none"/>
-                <w:sz w:val="22"/>
-                <w:szCs w:val="22"/>
-                <w:color w:val="000000"/>
-              </w:rPr>
-            </w:pPr>
-            <w:r>
-              <w:rPr>
-                <w:rFonts w:ascii="Helvetica" w:hAnsi="Helvetica" w:eastAsia="Helvetica" w:cs="Helvetica"/>
-                <w:i w:val="false"/>
-                <w:b w:val="false"/>
-                <w:u w:val="none"/>
-                <w:sz w:val="22"/>
-                <w:szCs w:val="22"/>
-                <w:color w:val="000000"/>
-              </w:rPr>
-              <w:t xml:space="preserve">-0.66, 2.0</w:t>
-            </w:r>
-          </w:p>
-        </w:tc>
-        <w:tc>
-          <w:tcPr>
-            <w:tcBorders>
-              <w:bottom w:val="none" w:sz="0" w:space="0" w:color="000000"/>
-              <w:top w:val="none" w:sz="0" w:space="0" w:color="000000"/>
-              <w:left w:val="none" w:sz="0" w:space="0" w:color="000000"/>
-              <w:right w:val="none" w:sz="0" w:space="0" w:color="000000"/>
-            </w:tcBorders>
-            <w:shd w:val="clear" w:color="auto" w:fill="FFFFFF"/>
-            <w:tcMar>
-              <w:top w:w="0" w:type="dxa"/>
-              <w:bottom w:w="0" w:type="dxa"/>
-              <w:left w:w="0" w:type="dxa"/>
-              <w:right w:w="0" w:type="dxa"/>
-            </w:tcMar>
-            <w:vAlign w:val="top"/>
-          </w:tcPr>
-          <w:p>
-            <w:pPr>
-              <w:pStyle w:val="Normal"/>
-              <w:jc w:val="center"/>
-              <w:pBdr>
-                <w:bottom w:val="none" w:sz="0" w:space="0" w:color="000000"/>
-                <w:top w:val="none" w:sz="0" w:space="0" w:color="000000"/>
-                <w:left w:val="none" w:sz="0" w:space="0" w:color="000000"/>
-                <w:right w:val="none" w:sz="0" w:space="0" w:color="000000"/>
-              </w:pBdr>
-              <w:spacing w:after="100" w:before="100" w:line="240"/>
-              <w:ind w:left="100" w:right="100" w:firstLine="0" w:firstLineChars="0"/>
-              <w:rPr>
-                <w:rFonts w:ascii="Helvetica" w:hAnsi="Helvetica" w:eastAsia="Helvetica" w:cs="Helvetica"/>
-                <w:i w:val="false"/>
-                <w:b w:val="false"/>
-                <w:u w:val="none"/>
-                <w:sz w:val="22"/>
-                <w:szCs w:val="22"/>
-                <w:color w:val="000000"/>
-              </w:rPr>
-            </w:pPr>
-            <w:r>
-              <w:rPr>
-                <w:rFonts w:ascii="Helvetica" w:hAnsi="Helvetica" w:eastAsia="Helvetica" w:cs="Helvetica"/>
-                <w:i w:val="false"/>
-                <w:b w:val="false"/>
-                <w:u w:val="none"/>
-                <w:sz w:val="22"/>
-                <w:szCs w:val="22"/>
-                <w:color w:val="000000"/>
-              </w:rPr>
-              <w:t xml:space="preserve">0.322</w:t>
+              <w:t xml:space="preserve">0.69</w:t>
+            </w:r>
+          </w:p>
+        </w:tc>
+        <w:tc>
+          <w:tcPr>
+            <w:tcBorders>
+              <w:bottom w:val="none" w:sz="0" w:space="0" w:color="000000"/>
+              <w:top w:val="none" w:sz="0" w:space="0" w:color="000000"/>
+              <w:left w:val="none" w:sz="0" w:space="0" w:color="000000"/>
+              <w:right w:val="none" w:sz="0" w:space="0" w:color="000000"/>
+            </w:tcBorders>
+            <w:shd w:val="clear" w:color="auto" w:fill="FFFFFF"/>
+            <w:tcMar>
+              <w:top w:w="0" w:type="dxa"/>
+              <w:bottom w:w="0" w:type="dxa"/>
+              <w:left w:w="0" w:type="dxa"/>
+              <w:right w:w="0" w:type="dxa"/>
+            </w:tcMar>
+            <w:vAlign w:val="top"/>
+          </w:tcPr>
+          <w:p>
+            <w:pPr>
+              <w:pStyle w:val="Normal"/>
+              <w:jc w:val="center"/>
+              <w:pBdr>
+                <w:bottom w:val="none" w:sz="0" w:space="0" w:color="000000"/>
+                <w:top w:val="none" w:sz="0" w:space="0" w:color="000000"/>
+                <w:left w:val="none" w:sz="0" w:space="0" w:color="000000"/>
+                <w:right w:val="none" w:sz="0" w:space="0" w:color="000000"/>
+              </w:pBdr>
+              <w:spacing w:after="100" w:before="100" w:line="240"/>
+              <w:ind w:left="100" w:right="100" w:firstLine="0" w:firstLineChars="0"/>
+              <w:rPr>
+                <w:rFonts w:ascii="Helvetica" w:hAnsi="Helvetica" w:eastAsia="Helvetica" w:cs="Helvetica"/>
+                <w:i w:val="false"/>
+                <w:b w:val="false"/>
+                <w:u w:val="none"/>
+                <w:sz w:val="22"/>
+                <w:szCs w:val="22"/>
+                <w:color w:val="000000"/>
+              </w:rPr>
+            </w:pPr>
+            <w:r>
+              <w:rPr>
+                <w:rFonts w:ascii="Helvetica" w:hAnsi="Helvetica" w:eastAsia="Helvetica" w:cs="Helvetica"/>
+                <w:i w:val="false"/>
+                <w:b w:val="false"/>
+                <w:u w:val="none"/>
+                <w:sz w:val="22"/>
+                <w:szCs w:val="22"/>
+                <w:color w:val="000000"/>
+              </w:rPr>
+              <w:t xml:space="preserve">-0.64, 2.0</w:t>
+            </w:r>
+          </w:p>
+        </w:tc>
+        <w:tc>
+          <w:tcPr>
+            <w:tcBorders>
+              <w:bottom w:val="none" w:sz="0" w:space="0" w:color="000000"/>
+              <w:top w:val="none" w:sz="0" w:space="0" w:color="000000"/>
+              <w:left w:val="none" w:sz="0" w:space="0" w:color="000000"/>
+              <w:right w:val="none" w:sz="0" w:space="0" w:color="000000"/>
+            </w:tcBorders>
+            <w:shd w:val="clear" w:color="auto" w:fill="FFFFFF"/>
+            <w:tcMar>
+              <w:top w:w="0" w:type="dxa"/>
+              <w:bottom w:w="0" w:type="dxa"/>
+              <w:left w:w="0" w:type="dxa"/>
+              <w:right w:w="0" w:type="dxa"/>
+            </w:tcMar>
+            <w:vAlign w:val="top"/>
+          </w:tcPr>
+          <w:p>
+            <w:pPr>
+              <w:pStyle w:val="Normal"/>
+              <w:jc w:val="center"/>
+              <w:pBdr>
+                <w:bottom w:val="none" w:sz="0" w:space="0" w:color="000000"/>
+                <w:top w:val="none" w:sz="0" w:space="0" w:color="000000"/>
+                <w:left w:val="none" w:sz="0" w:space="0" w:color="000000"/>
+                <w:right w:val="none" w:sz="0" w:space="0" w:color="000000"/>
+              </w:pBdr>
+              <w:spacing w:after="100" w:before="100" w:line="240"/>
+              <w:ind w:left="100" w:right="100" w:firstLine="0" w:firstLineChars="0"/>
+              <w:rPr>
+                <w:rFonts w:ascii="Helvetica" w:hAnsi="Helvetica" w:eastAsia="Helvetica" w:cs="Helvetica"/>
+                <w:i w:val="false"/>
+                <w:b w:val="false"/>
+                <w:u w:val="none"/>
+                <w:sz w:val="22"/>
+                <w:szCs w:val="22"/>
+                <w:color w:val="000000"/>
+              </w:rPr>
+            </w:pPr>
+            <w:r>
+              <w:rPr>
+                <w:rFonts w:ascii="Helvetica" w:hAnsi="Helvetica" w:eastAsia="Helvetica" w:cs="Helvetica"/>
+                <w:i w:val="false"/>
+                <w:b w:val="false"/>
+                <w:u w:val="none"/>
+                <w:sz w:val="22"/>
+                <w:szCs w:val="22"/>
+                <w:color w:val="000000"/>
+              </w:rPr>
+              <w:t xml:space="preserve">0.305</w:t>
             </w:r>
           </w:p>
         </w:tc>
@@ -5907,113 +5907,113 @@
                 <w:szCs w:val="22"/>
                 <w:color w:val="000000"/>
               </w:rPr>
-              <w:t xml:space="preserve">0.42</w:t>
-            </w:r>
-          </w:p>
-        </w:tc>
-        <w:tc>
-          <w:tcPr>
-            <w:tcBorders>
-              <w:bottom w:val="none" w:sz="0" w:space="0" w:color="000000"/>
-              <w:top w:val="none" w:sz="0" w:space="0" w:color="000000"/>
-              <w:left w:val="none" w:sz="0" w:space="0" w:color="000000"/>
-              <w:right w:val="none" w:sz="0" w:space="0" w:color="000000"/>
-            </w:tcBorders>
-            <w:shd w:val="clear" w:color="auto" w:fill="FFFFFF"/>
-            <w:tcMar>
-              <w:top w:w="0" w:type="dxa"/>
-              <w:bottom w:w="0" w:type="dxa"/>
-              <w:left w:w="0" w:type="dxa"/>
-              <w:right w:w="0" w:type="dxa"/>
-            </w:tcMar>
-            <w:vAlign w:val="top"/>
-          </w:tcPr>
-          <w:p>
-            <w:pPr>
-              <w:pStyle w:val="Normal"/>
-              <w:jc w:val="center"/>
-              <w:pBdr>
-                <w:bottom w:val="none" w:sz="0" w:space="0" w:color="000000"/>
-                <w:top w:val="none" w:sz="0" w:space="0" w:color="000000"/>
-                <w:left w:val="none" w:sz="0" w:space="0" w:color="000000"/>
-                <w:right w:val="none" w:sz="0" w:space="0" w:color="000000"/>
-              </w:pBdr>
-              <w:spacing w:after="100" w:before="100" w:line="240"/>
-              <w:ind w:left="100" w:right="100" w:firstLine="0" w:firstLineChars="0"/>
-              <w:rPr>
-                <w:rFonts w:ascii="Helvetica" w:hAnsi="Helvetica" w:eastAsia="Helvetica" w:cs="Helvetica"/>
-                <w:i w:val="false"/>
-                <w:b w:val="false"/>
-                <w:u w:val="none"/>
-                <w:sz w:val="22"/>
-                <w:szCs w:val="22"/>
-                <w:color w:val="000000"/>
-              </w:rPr>
-            </w:pPr>
-            <w:r>
-              <w:rPr>
-                <w:rFonts w:ascii="Helvetica" w:hAnsi="Helvetica" w:eastAsia="Helvetica" w:cs="Helvetica"/>
-                <w:i w:val="false"/>
-                <w:b w:val="false"/>
-                <w:u w:val="none"/>
-                <w:sz w:val="22"/>
-                <w:szCs w:val="22"/>
-                <w:color w:val="000000"/>
-              </w:rPr>
-              <w:t xml:space="preserve">-6.7, 7.6</w:t>
-            </w:r>
-          </w:p>
-        </w:tc>
-        <w:tc>
-          <w:tcPr>
-            <w:tcBorders>
-              <w:bottom w:val="none" w:sz="0" w:space="0" w:color="000000"/>
-              <w:top w:val="none" w:sz="0" w:space="0" w:color="000000"/>
-              <w:left w:val="none" w:sz="0" w:space="0" w:color="000000"/>
-              <w:right w:val="none" w:sz="0" w:space="0" w:color="000000"/>
-            </w:tcBorders>
-            <w:shd w:val="clear" w:color="auto" w:fill="FFFFFF"/>
-            <w:tcMar>
-              <w:top w:w="0" w:type="dxa"/>
-              <w:bottom w:w="0" w:type="dxa"/>
-              <w:left w:w="0" w:type="dxa"/>
-              <w:right w:w="0" w:type="dxa"/>
-            </w:tcMar>
-            <w:vAlign w:val="top"/>
-          </w:tcPr>
-          <w:p>
-            <w:pPr>
-              <w:pStyle w:val="Normal"/>
-              <w:jc w:val="center"/>
-              <w:pBdr>
-                <w:bottom w:val="none" w:sz="0" w:space="0" w:color="000000"/>
-                <w:top w:val="none" w:sz="0" w:space="0" w:color="000000"/>
-                <w:left w:val="none" w:sz="0" w:space="0" w:color="000000"/>
-                <w:right w:val="none" w:sz="0" w:space="0" w:color="000000"/>
-              </w:pBdr>
-              <w:spacing w:after="100" w:before="100" w:line="240"/>
-              <w:ind w:left="100" w:right="100" w:firstLine="0" w:firstLineChars="0"/>
-              <w:rPr>
-                <w:rFonts w:ascii="Helvetica" w:hAnsi="Helvetica" w:eastAsia="Helvetica" w:cs="Helvetica"/>
-                <w:i w:val="false"/>
-                <w:b w:val="false"/>
-                <w:u w:val="none"/>
-                <w:sz w:val="22"/>
-                <w:szCs w:val="22"/>
-                <w:color w:val="000000"/>
-              </w:rPr>
-            </w:pPr>
-            <w:r>
-              <w:rPr>
-                <w:rFonts w:ascii="Helvetica" w:hAnsi="Helvetica" w:eastAsia="Helvetica" w:cs="Helvetica"/>
-                <w:i w:val="false"/>
-                <w:b w:val="false"/>
-                <w:u w:val="none"/>
-                <w:sz w:val="22"/>
-                <w:szCs w:val="22"/>
-                <w:color w:val="000000"/>
-              </w:rPr>
-              <w:t xml:space="preserve">0.907</w:t>
+              <w:t xml:space="preserve">-0.04</w:t>
+            </w:r>
+          </w:p>
+        </w:tc>
+        <w:tc>
+          <w:tcPr>
+            <w:tcBorders>
+              <w:bottom w:val="none" w:sz="0" w:space="0" w:color="000000"/>
+              <w:top w:val="none" w:sz="0" w:space="0" w:color="000000"/>
+              <w:left w:val="none" w:sz="0" w:space="0" w:color="000000"/>
+              <w:right w:val="none" w:sz="0" w:space="0" w:color="000000"/>
+            </w:tcBorders>
+            <w:shd w:val="clear" w:color="auto" w:fill="FFFFFF"/>
+            <w:tcMar>
+              <w:top w:w="0" w:type="dxa"/>
+              <w:bottom w:w="0" w:type="dxa"/>
+              <w:left w:w="0" w:type="dxa"/>
+              <w:right w:w="0" w:type="dxa"/>
+            </w:tcMar>
+            <w:vAlign w:val="top"/>
+          </w:tcPr>
+          <w:p>
+            <w:pPr>
+              <w:pStyle w:val="Normal"/>
+              <w:jc w:val="center"/>
+              <w:pBdr>
+                <w:bottom w:val="none" w:sz="0" w:space="0" w:color="000000"/>
+                <w:top w:val="none" w:sz="0" w:space="0" w:color="000000"/>
+                <w:left w:val="none" w:sz="0" w:space="0" w:color="000000"/>
+                <w:right w:val="none" w:sz="0" w:space="0" w:color="000000"/>
+              </w:pBdr>
+              <w:spacing w:after="100" w:before="100" w:line="240"/>
+              <w:ind w:left="100" w:right="100" w:firstLine="0" w:firstLineChars="0"/>
+              <w:rPr>
+                <w:rFonts w:ascii="Helvetica" w:hAnsi="Helvetica" w:eastAsia="Helvetica" w:cs="Helvetica"/>
+                <w:i w:val="false"/>
+                <w:b w:val="false"/>
+                <w:u w:val="none"/>
+                <w:sz w:val="22"/>
+                <w:szCs w:val="22"/>
+                <w:color w:val="000000"/>
+              </w:rPr>
+            </w:pPr>
+            <w:r>
+              <w:rPr>
+                <w:rFonts w:ascii="Helvetica" w:hAnsi="Helvetica" w:eastAsia="Helvetica" w:cs="Helvetica"/>
+                <w:i w:val="false"/>
+                <w:b w:val="false"/>
+                <w:u w:val="none"/>
+                <w:sz w:val="22"/>
+                <w:szCs w:val="22"/>
+                <w:color w:val="000000"/>
+              </w:rPr>
+              <w:t xml:space="preserve">-7.3, 7.2</w:t>
+            </w:r>
+          </w:p>
+        </w:tc>
+        <w:tc>
+          <w:tcPr>
+            <w:tcBorders>
+              <w:bottom w:val="none" w:sz="0" w:space="0" w:color="000000"/>
+              <w:top w:val="none" w:sz="0" w:space="0" w:color="000000"/>
+              <w:left w:val="none" w:sz="0" w:space="0" w:color="000000"/>
+              <w:right w:val="none" w:sz="0" w:space="0" w:color="000000"/>
+            </w:tcBorders>
+            <w:shd w:val="clear" w:color="auto" w:fill="FFFFFF"/>
+            <w:tcMar>
+              <w:top w:w="0" w:type="dxa"/>
+              <w:bottom w:w="0" w:type="dxa"/>
+              <w:left w:w="0" w:type="dxa"/>
+              <w:right w:w="0" w:type="dxa"/>
+            </w:tcMar>
+            <w:vAlign w:val="top"/>
+          </w:tcPr>
+          <w:p>
+            <w:pPr>
+              <w:pStyle w:val="Normal"/>
+              <w:jc w:val="center"/>
+              <w:pBdr>
+                <w:bottom w:val="none" w:sz="0" w:space="0" w:color="000000"/>
+                <w:top w:val="none" w:sz="0" w:space="0" w:color="000000"/>
+                <w:left w:val="none" w:sz="0" w:space="0" w:color="000000"/>
+                <w:right w:val="none" w:sz="0" w:space="0" w:color="000000"/>
+              </w:pBdr>
+              <w:spacing w:after="100" w:before="100" w:line="240"/>
+              <w:ind w:left="100" w:right="100" w:firstLine="0" w:firstLineChars="0"/>
+              <w:rPr>
+                <w:rFonts w:ascii="Helvetica" w:hAnsi="Helvetica" w:eastAsia="Helvetica" w:cs="Helvetica"/>
+                <w:i w:val="false"/>
+                <w:b w:val="false"/>
+                <w:u w:val="none"/>
+                <w:sz w:val="22"/>
+                <w:szCs w:val="22"/>
+                <w:color w:val="000000"/>
+              </w:rPr>
+            </w:pPr>
+            <w:r>
+              <w:rPr>
+                <w:rFonts w:ascii="Helvetica" w:hAnsi="Helvetica" w:eastAsia="Helvetica" w:cs="Helvetica"/>
+                <w:i w:val="false"/>
+                <w:b w:val="false"/>
+                <w:u w:val="none"/>
+                <w:sz w:val="22"/>
+                <w:szCs w:val="22"/>
+                <w:color w:val="000000"/>
+              </w:rPr>
+              <w:t xml:space="preserve">0.991</w:t>
             </w:r>
           </w:p>
         </w:tc>
@@ -7356,113 +7356,113 @@
                 <w:szCs w:val="22"/>
                 <w:color w:val="000000"/>
               </w:rPr>
-              <w:t xml:space="preserve">4.4</w:t>
-            </w:r>
-          </w:p>
-        </w:tc>
-        <w:tc>
-          <w:tcPr>
-            <w:tcBorders>
-              <w:bottom w:val="none" w:sz="0" w:space="0" w:color="000000"/>
-              <w:top w:val="none" w:sz="0" w:space="0" w:color="000000"/>
-              <w:left w:val="none" w:sz="0" w:space="0" w:color="000000"/>
-              <w:right w:val="none" w:sz="0" w:space="0" w:color="000000"/>
-            </w:tcBorders>
-            <w:shd w:val="clear" w:color="auto" w:fill="FFFFFF"/>
-            <w:tcMar>
-              <w:top w:w="0" w:type="dxa"/>
-              <w:bottom w:w="0" w:type="dxa"/>
-              <w:left w:w="0" w:type="dxa"/>
-              <w:right w:w="0" w:type="dxa"/>
-            </w:tcMar>
-            <w:vAlign w:val="top"/>
-          </w:tcPr>
-          <w:p>
-            <w:pPr>
-              <w:pStyle w:val="Normal"/>
-              <w:jc w:val="center"/>
-              <w:pBdr>
-                <w:bottom w:val="none" w:sz="0" w:space="0" w:color="000000"/>
-                <w:top w:val="none" w:sz="0" w:space="0" w:color="000000"/>
-                <w:left w:val="none" w:sz="0" w:space="0" w:color="000000"/>
-                <w:right w:val="none" w:sz="0" w:space="0" w:color="000000"/>
-              </w:pBdr>
-              <w:spacing w:after="100" w:before="100" w:line="240"/>
-              <w:ind w:left="100" w:right="100" w:firstLine="0" w:firstLineChars="0"/>
-              <w:rPr>
-                <w:rFonts w:ascii="Helvetica" w:hAnsi="Helvetica" w:eastAsia="Helvetica" w:cs="Helvetica"/>
-                <w:i w:val="false"/>
-                <w:b w:val="false"/>
-                <w:u w:val="none"/>
-                <w:sz w:val="22"/>
-                <w:szCs w:val="22"/>
-                <w:color w:val="000000"/>
-              </w:rPr>
-            </w:pPr>
-            <w:r>
-              <w:rPr>
-                <w:rFonts w:ascii="Helvetica" w:hAnsi="Helvetica" w:eastAsia="Helvetica" w:cs="Helvetica"/>
-                <w:i w:val="false"/>
-                <w:b w:val="false"/>
-                <w:u w:val="none"/>
-                <w:sz w:val="22"/>
-                <w:szCs w:val="22"/>
-                <w:color w:val="000000"/>
-              </w:rPr>
-              <w:t xml:space="preserve">-17, 26</w:t>
-            </w:r>
-          </w:p>
-        </w:tc>
-        <w:tc>
-          <w:tcPr>
-            <w:tcBorders>
-              <w:bottom w:val="none" w:sz="0" w:space="0" w:color="000000"/>
-              <w:top w:val="none" w:sz="0" w:space="0" w:color="000000"/>
-              <w:left w:val="none" w:sz="0" w:space="0" w:color="000000"/>
-              <w:right w:val="none" w:sz="0" w:space="0" w:color="000000"/>
-            </w:tcBorders>
-            <w:shd w:val="clear" w:color="auto" w:fill="FFFFFF"/>
-            <w:tcMar>
-              <w:top w:w="0" w:type="dxa"/>
-              <w:bottom w:w="0" w:type="dxa"/>
-              <w:left w:w="0" w:type="dxa"/>
-              <w:right w:w="0" w:type="dxa"/>
-            </w:tcMar>
-            <w:vAlign w:val="top"/>
-          </w:tcPr>
-          <w:p>
-            <w:pPr>
-              <w:pStyle w:val="Normal"/>
-              <w:jc w:val="center"/>
-              <w:pBdr>
-                <w:bottom w:val="none" w:sz="0" w:space="0" w:color="000000"/>
-                <w:top w:val="none" w:sz="0" w:space="0" w:color="000000"/>
-                <w:left w:val="none" w:sz="0" w:space="0" w:color="000000"/>
-                <w:right w:val="none" w:sz="0" w:space="0" w:color="000000"/>
-              </w:pBdr>
-              <w:spacing w:after="100" w:before="100" w:line="240"/>
-              <w:ind w:left="100" w:right="100" w:firstLine="0" w:firstLineChars="0"/>
-              <w:rPr>
-                <w:rFonts w:ascii="Helvetica" w:hAnsi="Helvetica" w:eastAsia="Helvetica" w:cs="Helvetica"/>
-                <w:i w:val="false"/>
-                <w:b w:val="false"/>
-                <w:u w:val="none"/>
-                <w:sz w:val="22"/>
-                <w:szCs w:val="22"/>
-                <w:color w:val="000000"/>
-              </w:rPr>
-            </w:pPr>
-            <w:r>
-              <w:rPr>
-                <w:rFonts w:ascii="Helvetica" w:hAnsi="Helvetica" w:eastAsia="Helvetica" w:cs="Helvetica"/>
-                <w:i w:val="false"/>
-                <w:b w:val="false"/>
-                <w:u w:val="none"/>
-                <w:sz w:val="22"/>
-                <w:szCs w:val="22"/>
-                <w:color w:val="000000"/>
-              </w:rPr>
-              <w:t xml:space="preserve">0.680</w:t>
+              <w:t xml:space="preserve">3.1</w:t>
+            </w:r>
+          </w:p>
+        </w:tc>
+        <w:tc>
+          <w:tcPr>
+            <w:tcBorders>
+              <w:bottom w:val="none" w:sz="0" w:space="0" w:color="000000"/>
+              <w:top w:val="none" w:sz="0" w:space="0" w:color="000000"/>
+              <w:left w:val="none" w:sz="0" w:space="0" w:color="000000"/>
+              <w:right w:val="none" w:sz="0" w:space="0" w:color="000000"/>
+            </w:tcBorders>
+            <w:shd w:val="clear" w:color="auto" w:fill="FFFFFF"/>
+            <w:tcMar>
+              <w:top w:w="0" w:type="dxa"/>
+              <w:bottom w:w="0" w:type="dxa"/>
+              <w:left w:w="0" w:type="dxa"/>
+              <w:right w:w="0" w:type="dxa"/>
+            </w:tcMar>
+            <w:vAlign w:val="top"/>
+          </w:tcPr>
+          <w:p>
+            <w:pPr>
+              <w:pStyle w:val="Normal"/>
+              <w:jc w:val="center"/>
+              <w:pBdr>
+                <w:bottom w:val="none" w:sz="0" w:space="0" w:color="000000"/>
+                <w:top w:val="none" w:sz="0" w:space="0" w:color="000000"/>
+                <w:left w:val="none" w:sz="0" w:space="0" w:color="000000"/>
+                <w:right w:val="none" w:sz="0" w:space="0" w:color="000000"/>
+              </w:pBdr>
+              <w:spacing w:after="100" w:before="100" w:line="240"/>
+              <w:ind w:left="100" w:right="100" w:firstLine="0" w:firstLineChars="0"/>
+              <w:rPr>
+                <w:rFonts w:ascii="Helvetica" w:hAnsi="Helvetica" w:eastAsia="Helvetica" w:cs="Helvetica"/>
+                <w:i w:val="false"/>
+                <w:b w:val="false"/>
+                <w:u w:val="none"/>
+                <w:sz w:val="22"/>
+                <w:szCs w:val="22"/>
+                <w:color w:val="000000"/>
+              </w:rPr>
+            </w:pPr>
+            <w:r>
+              <w:rPr>
+                <w:rFonts w:ascii="Helvetica" w:hAnsi="Helvetica" w:eastAsia="Helvetica" w:cs="Helvetica"/>
+                <w:i w:val="false"/>
+                <w:b w:val="false"/>
+                <w:u w:val="none"/>
+                <w:sz w:val="22"/>
+                <w:szCs w:val="22"/>
+                <w:color w:val="000000"/>
+              </w:rPr>
+              <w:t xml:space="preserve">-18, 24</w:t>
+            </w:r>
+          </w:p>
+        </w:tc>
+        <w:tc>
+          <w:tcPr>
+            <w:tcBorders>
+              <w:bottom w:val="none" w:sz="0" w:space="0" w:color="000000"/>
+              <w:top w:val="none" w:sz="0" w:space="0" w:color="000000"/>
+              <w:left w:val="none" w:sz="0" w:space="0" w:color="000000"/>
+              <w:right w:val="none" w:sz="0" w:space="0" w:color="000000"/>
+            </w:tcBorders>
+            <w:shd w:val="clear" w:color="auto" w:fill="FFFFFF"/>
+            <w:tcMar>
+              <w:top w:w="0" w:type="dxa"/>
+              <w:bottom w:w="0" w:type="dxa"/>
+              <w:left w:w="0" w:type="dxa"/>
+              <w:right w:w="0" w:type="dxa"/>
+            </w:tcMar>
+            <w:vAlign w:val="top"/>
+          </w:tcPr>
+          <w:p>
+            <w:pPr>
+              <w:pStyle w:val="Normal"/>
+              <w:jc w:val="center"/>
+              <w:pBdr>
+                <w:bottom w:val="none" w:sz="0" w:space="0" w:color="000000"/>
+                <w:top w:val="none" w:sz="0" w:space="0" w:color="000000"/>
+                <w:left w:val="none" w:sz="0" w:space="0" w:color="000000"/>
+                <w:right w:val="none" w:sz="0" w:space="0" w:color="000000"/>
+              </w:pBdr>
+              <w:spacing w:after="100" w:before="100" w:line="240"/>
+              <w:ind w:left="100" w:right="100" w:firstLine="0" w:firstLineChars="0"/>
+              <w:rPr>
+                <w:rFonts w:ascii="Helvetica" w:hAnsi="Helvetica" w:eastAsia="Helvetica" w:cs="Helvetica"/>
+                <w:i w:val="false"/>
+                <w:b w:val="false"/>
+                <w:u w:val="none"/>
+                <w:sz w:val="22"/>
+                <w:szCs w:val="22"/>
+                <w:color w:val="000000"/>
+              </w:rPr>
+            </w:pPr>
+            <w:r>
+              <w:rPr>
+                <w:rFonts w:ascii="Helvetica" w:hAnsi="Helvetica" w:eastAsia="Helvetica" w:cs="Helvetica"/>
+                <w:i w:val="false"/>
+                <w:b w:val="false"/>
+                <w:u w:val="none"/>
+                <w:sz w:val="22"/>
+                <w:szCs w:val="22"/>
+                <w:color w:val="000000"/>
+              </w:rPr>
+              <w:t xml:space="preserve">0.775</w:t>
             </w:r>
           </w:p>
         </w:tc>
@@ -7839,113 +7839,113 @@
                 <w:szCs w:val="22"/>
                 <w:color w:val="000000"/>
               </w:rPr>
-              <w:t xml:space="preserve">15</w:t>
-            </w:r>
-          </w:p>
-        </w:tc>
-        <w:tc>
-          <w:tcPr>
-            <w:tcBorders>
-              <w:bottom w:val="none" w:sz="0" w:space="0" w:color="000000"/>
-              <w:top w:val="none" w:sz="0" w:space="0" w:color="000000"/>
-              <w:left w:val="none" w:sz="0" w:space="0" w:color="000000"/>
-              <w:right w:val="none" w:sz="0" w:space="0" w:color="000000"/>
-            </w:tcBorders>
-            <w:shd w:val="clear" w:color="auto" w:fill="FFFFFF"/>
-            <w:tcMar>
-              <w:top w:w="0" w:type="dxa"/>
-              <w:bottom w:w="0" w:type="dxa"/>
-              <w:left w:w="0" w:type="dxa"/>
-              <w:right w:w="0" w:type="dxa"/>
-            </w:tcMar>
-            <w:vAlign w:val="top"/>
-          </w:tcPr>
-          <w:p>
-            <w:pPr>
-              <w:pStyle w:val="Normal"/>
-              <w:jc w:val="center"/>
-              <w:pBdr>
-                <w:bottom w:val="none" w:sz="0" w:space="0" w:color="000000"/>
-                <w:top w:val="none" w:sz="0" w:space="0" w:color="000000"/>
-                <w:left w:val="none" w:sz="0" w:space="0" w:color="000000"/>
-                <w:right w:val="none" w:sz="0" w:space="0" w:color="000000"/>
-              </w:pBdr>
-              <w:spacing w:after="100" w:before="100" w:line="240"/>
-              <w:ind w:left="100" w:right="100" w:firstLine="0" w:firstLineChars="0"/>
-              <w:rPr>
-                <w:rFonts w:ascii="Helvetica" w:hAnsi="Helvetica" w:eastAsia="Helvetica" w:cs="Helvetica"/>
-                <w:i w:val="false"/>
-                <w:b w:val="false"/>
-                <w:u w:val="none"/>
-                <w:sz w:val="22"/>
-                <w:szCs w:val="22"/>
-                <w:color w:val="000000"/>
-              </w:rPr>
-            </w:pPr>
-            <w:r>
-              <w:rPr>
-                <w:rFonts w:ascii="Helvetica" w:hAnsi="Helvetica" w:eastAsia="Helvetica" w:cs="Helvetica"/>
-                <w:i w:val="false"/>
-                <w:b w:val="false"/>
-                <w:u w:val="none"/>
-                <w:sz w:val="22"/>
-                <w:szCs w:val="22"/>
-                <w:color w:val="000000"/>
-              </w:rPr>
-              <w:t xml:space="preserve">-11, 42</w:t>
-            </w:r>
-          </w:p>
-        </w:tc>
-        <w:tc>
-          <w:tcPr>
-            <w:tcBorders>
-              <w:bottom w:val="none" w:sz="0" w:space="0" w:color="000000"/>
-              <w:top w:val="none" w:sz="0" w:space="0" w:color="000000"/>
-              <w:left w:val="none" w:sz="0" w:space="0" w:color="000000"/>
-              <w:right w:val="none" w:sz="0" w:space="0" w:color="000000"/>
-            </w:tcBorders>
-            <w:shd w:val="clear" w:color="auto" w:fill="FFFFFF"/>
-            <w:tcMar>
-              <w:top w:w="0" w:type="dxa"/>
-              <w:bottom w:w="0" w:type="dxa"/>
-              <w:left w:w="0" w:type="dxa"/>
-              <w:right w:w="0" w:type="dxa"/>
-            </w:tcMar>
-            <w:vAlign w:val="top"/>
-          </w:tcPr>
-          <w:p>
-            <w:pPr>
-              <w:pStyle w:val="Normal"/>
-              <w:jc w:val="center"/>
-              <w:pBdr>
-                <w:bottom w:val="none" w:sz="0" w:space="0" w:color="000000"/>
-                <w:top w:val="none" w:sz="0" w:space="0" w:color="000000"/>
-                <w:left w:val="none" w:sz="0" w:space="0" w:color="000000"/>
-                <w:right w:val="none" w:sz="0" w:space="0" w:color="000000"/>
-              </w:pBdr>
-              <w:spacing w:after="100" w:before="100" w:line="240"/>
-              <w:ind w:left="100" w:right="100" w:firstLine="0" w:firstLineChars="0"/>
-              <w:rPr>
-                <w:rFonts w:ascii="Helvetica" w:hAnsi="Helvetica" w:eastAsia="Helvetica" w:cs="Helvetica"/>
-                <w:i w:val="false"/>
-                <w:b w:val="false"/>
-                <w:u w:val="none"/>
-                <w:sz w:val="22"/>
-                <w:szCs w:val="22"/>
-                <w:color w:val="000000"/>
-              </w:rPr>
-            </w:pPr>
-            <w:r>
-              <w:rPr>
-                <w:rFonts w:ascii="Helvetica" w:hAnsi="Helvetica" w:eastAsia="Helvetica" w:cs="Helvetica"/>
-                <w:i w:val="false"/>
-                <w:b w:val="false"/>
-                <w:u w:val="none"/>
-                <w:sz w:val="22"/>
-                <w:szCs w:val="22"/>
-                <w:color w:val="000000"/>
-              </w:rPr>
-              <w:t xml:space="preserve">0.260</w:t>
+              <w:t xml:space="preserve">14</w:t>
+            </w:r>
+          </w:p>
+        </w:tc>
+        <w:tc>
+          <w:tcPr>
+            <w:tcBorders>
+              <w:bottom w:val="none" w:sz="0" w:space="0" w:color="000000"/>
+              <w:top w:val="none" w:sz="0" w:space="0" w:color="000000"/>
+              <w:left w:val="none" w:sz="0" w:space="0" w:color="000000"/>
+              <w:right w:val="none" w:sz="0" w:space="0" w:color="000000"/>
+            </w:tcBorders>
+            <w:shd w:val="clear" w:color="auto" w:fill="FFFFFF"/>
+            <w:tcMar>
+              <w:top w:w="0" w:type="dxa"/>
+              <w:bottom w:w="0" w:type="dxa"/>
+              <w:left w:w="0" w:type="dxa"/>
+              <w:right w:w="0" w:type="dxa"/>
+            </w:tcMar>
+            <w:vAlign w:val="top"/>
+          </w:tcPr>
+          <w:p>
+            <w:pPr>
+              <w:pStyle w:val="Normal"/>
+              <w:jc w:val="center"/>
+              <w:pBdr>
+                <w:bottom w:val="none" w:sz="0" w:space="0" w:color="000000"/>
+                <w:top w:val="none" w:sz="0" w:space="0" w:color="000000"/>
+                <w:left w:val="none" w:sz="0" w:space="0" w:color="000000"/>
+                <w:right w:val="none" w:sz="0" w:space="0" w:color="000000"/>
+              </w:pBdr>
+              <w:spacing w:after="100" w:before="100" w:line="240"/>
+              <w:ind w:left="100" w:right="100" w:firstLine="0" w:firstLineChars="0"/>
+              <w:rPr>
+                <w:rFonts w:ascii="Helvetica" w:hAnsi="Helvetica" w:eastAsia="Helvetica" w:cs="Helvetica"/>
+                <w:i w:val="false"/>
+                <w:b w:val="false"/>
+                <w:u w:val="none"/>
+                <w:sz w:val="22"/>
+                <w:szCs w:val="22"/>
+                <w:color w:val="000000"/>
+              </w:rPr>
+            </w:pPr>
+            <w:r>
+              <w:rPr>
+                <w:rFonts w:ascii="Helvetica" w:hAnsi="Helvetica" w:eastAsia="Helvetica" w:cs="Helvetica"/>
+                <w:i w:val="false"/>
+                <w:b w:val="false"/>
+                <w:u w:val="none"/>
+                <w:sz w:val="22"/>
+                <w:szCs w:val="22"/>
+                <w:color w:val="000000"/>
+              </w:rPr>
+              <w:t xml:space="preserve">-12, 41</w:t>
+            </w:r>
+          </w:p>
+        </w:tc>
+        <w:tc>
+          <w:tcPr>
+            <w:tcBorders>
+              <w:bottom w:val="none" w:sz="0" w:space="0" w:color="000000"/>
+              <w:top w:val="none" w:sz="0" w:space="0" w:color="000000"/>
+              <w:left w:val="none" w:sz="0" w:space="0" w:color="000000"/>
+              <w:right w:val="none" w:sz="0" w:space="0" w:color="000000"/>
+            </w:tcBorders>
+            <w:shd w:val="clear" w:color="auto" w:fill="FFFFFF"/>
+            <w:tcMar>
+              <w:top w:w="0" w:type="dxa"/>
+              <w:bottom w:w="0" w:type="dxa"/>
+              <w:left w:w="0" w:type="dxa"/>
+              <w:right w:w="0" w:type="dxa"/>
+            </w:tcMar>
+            <w:vAlign w:val="top"/>
+          </w:tcPr>
+          <w:p>
+            <w:pPr>
+              <w:pStyle w:val="Normal"/>
+              <w:jc w:val="center"/>
+              <w:pBdr>
+                <w:bottom w:val="none" w:sz="0" w:space="0" w:color="000000"/>
+                <w:top w:val="none" w:sz="0" w:space="0" w:color="000000"/>
+                <w:left w:val="none" w:sz="0" w:space="0" w:color="000000"/>
+                <w:right w:val="none" w:sz="0" w:space="0" w:color="000000"/>
+              </w:pBdr>
+              <w:spacing w:after="100" w:before="100" w:line="240"/>
+              <w:ind w:left="100" w:right="100" w:firstLine="0" w:firstLineChars="0"/>
+              <w:rPr>
+                <w:rFonts w:ascii="Helvetica" w:hAnsi="Helvetica" w:eastAsia="Helvetica" w:cs="Helvetica"/>
+                <w:i w:val="false"/>
+                <w:b w:val="false"/>
+                <w:u w:val="none"/>
+                <w:sz w:val="22"/>
+                <w:szCs w:val="22"/>
+                <w:color w:val="000000"/>
+              </w:rPr>
+            </w:pPr>
+            <w:r>
+              <w:rPr>
+                <w:rFonts w:ascii="Helvetica" w:hAnsi="Helvetica" w:eastAsia="Helvetica" w:cs="Helvetica"/>
+                <w:i w:val="false"/>
+                <w:b w:val="false"/>
+                <w:u w:val="none"/>
+                <w:sz w:val="22"/>
+                <w:szCs w:val="22"/>
+                <w:color w:val="000000"/>
+              </w:rPr>
+              <w:t xml:space="preserve">0.286</w:t>
             </w:r>
           </w:p>
         </w:tc>
@@ -8322,113 +8322,113 @@
                 <w:szCs w:val="22"/>
                 <w:color w:val="000000"/>
               </w:rPr>
-              <w:t xml:space="preserve">13</w:t>
-            </w:r>
-          </w:p>
-        </w:tc>
-        <w:tc>
-          <w:tcPr>
-            <w:tcBorders>
-              <w:bottom w:val="none" w:sz="0" w:space="0" w:color="000000"/>
-              <w:top w:val="none" w:sz="0" w:space="0" w:color="000000"/>
-              <w:left w:val="none" w:sz="0" w:space="0" w:color="000000"/>
-              <w:right w:val="none" w:sz="0" w:space="0" w:color="000000"/>
-            </w:tcBorders>
-            <w:shd w:val="clear" w:color="auto" w:fill="FFFFFF"/>
-            <w:tcMar>
-              <w:top w:w="0" w:type="dxa"/>
-              <w:bottom w:w="0" w:type="dxa"/>
-              <w:left w:w="0" w:type="dxa"/>
-              <w:right w:w="0" w:type="dxa"/>
-            </w:tcMar>
-            <w:vAlign w:val="top"/>
-          </w:tcPr>
-          <w:p>
-            <w:pPr>
-              <w:pStyle w:val="Normal"/>
-              <w:jc w:val="center"/>
-              <w:pBdr>
-                <w:bottom w:val="none" w:sz="0" w:space="0" w:color="000000"/>
-                <w:top w:val="none" w:sz="0" w:space="0" w:color="000000"/>
-                <w:left w:val="none" w:sz="0" w:space="0" w:color="000000"/>
-                <w:right w:val="none" w:sz="0" w:space="0" w:color="000000"/>
-              </w:pBdr>
-              <w:spacing w:after="100" w:before="100" w:line="240"/>
-              <w:ind w:left="100" w:right="100" w:firstLine="0" w:firstLineChars="0"/>
-              <w:rPr>
-                <w:rFonts w:ascii="Helvetica" w:hAnsi="Helvetica" w:eastAsia="Helvetica" w:cs="Helvetica"/>
-                <w:i w:val="false"/>
-                <w:b w:val="false"/>
-                <w:u w:val="none"/>
-                <w:sz w:val="22"/>
-                <w:szCs w:val="22"/>
-                <w:color w:val="000000"/>
-              </w:rPr>
-            </w:pPr>
-            <w:r>
-              <w:rPr>
-                <w:rFonts w:ascii="Helvetica" w:hAnsi="Helvetica" w:eastAsia="Helvetica" w:cs="Helvetica"/>
-                <w:i w:val="false"/>
-                <w:b w:val="false"/>
-                <w:u w:val="none"/>
-                <w:sz w:val="22"/>
-                <w:szCs w:val="22"/>
-                <w:color w:val="000000"/>
-              </w:rPr>
-              <w:t xml:space="preserve">-13, 39</w:t>
-            </w:r>
-          </w:p>
-        </w:tc>
-        <w:tc>
-          <w:tcPr>
-            <w:tcBorders>
-              <w:bottom w:val="none" w:sz="0" w:space="0" w:color="000000"/>
-              <w:top w:val="none" w:sz="0" w:space="0" w:color="000000"/>
-              <w:left w:val="none" w:sz="0" w:space="0" w:color="000000"/>
-              <w:right w:val="none" w:sz="0" w:space="0" w:color="000000"/>
-            </w:tcBorders>
-            <w:shd w:val="clear" w:color="auto" w:fill="FFFFFF"/>
-            <w:tcMar>
-              <w:top w:w="0" w:type="dxa"/>
-              <w:bottom w:w="0" w:type="dxa"/>
-              <w:left w:w="0" w:type="dxa"/>
-              <w:right w:w="0" w:type="dxa"/>
-            </w:tcMar>
-            <w:vAlign w:val="top"/>
-          </w:tcPr>
-          <w:p>
-            <w:pPr>
-              <w:pStyle w:val="Normal"/>
-              <w:jc w:val="center"/>
-              <w:pBdr>
-                <w:bottom w:val="none" w:sz="0" w:space="0" w:color="000000"/>
-                <w:top w:val="none" w:sz="0" w:space="0" w:color="000000"/>
-                <w:left w:val="none" w:sz="0" w:space="0" w:color="000000"/>
-                <w:right w:val="none" w:sz="0" w:space="0" w:color="000000"/>
-              </w:pBdr>
-              <w:spacing w:after="100" w:before="100" w:line="240"/>
-              <w:ind w:left="100" w:right="100" w:firstLine="0" w:firstLineChars="0"/>
-              <w:rPr>
-                <w:rFonts w:ascii="Helvetica" w:hAnsi="Helvetica" w:eastAsia="Helvetica" w:cs="Helvetica"/>
-                <w:i w:val="false"/>
-                <w:b w:val="false"/>
-                <w:u w:val="none"/>
-                <w:sz w:val="22"/>
-                <w:szCs w:val="22"/>
-                <w:color w:val="000000"/>
-              </w:rPr>
-            </w:pPr>
-            <w:r>
-              <w:rPr>
-                <w:rFonts w:ascii="Helvetica" w:hAnsi="Helvetica" w:eastAsia="Helvetica" w:cs="Helvetica"/>
-                <w:i w:val="false"/>
-                <w:b w:val="false"/>
-                <w:u w:val="none"/>
-                <w:sz w:val="22"/>
-                <w:szCs w:val="22"/>
-                <w:color w:val="000000"/>
-              </w:rPr>
-              <w:t xml:space="preserve">0.327</w:t>
+              <w:t xml:space="preserve">12</w:t>
+            </w:r>
+          </w:p>
+        </w:tc>
+        <w:tc>
+          <w:tcPr>
+            <w:tcBorders>
+              <w:bottom w:val="none" w:sz="0" w:space="0" w:color="000000"/>
+              <w:top w:val="none" w:sz="0" w:space="0" w:color="000000"/>
+              <w:left w:val="none" w:sz="0" w:space="0" w:color="000000"/>
+              <w:right w:val="none" w:sz="0" w:space="0" w:color="000000"/>
+            </w:tcBorders>
+            <w:shd w:val="clear" w:color="auto" w:fill="FFFFFF"/>
+            <w:tcMar>
+              <w:top w:w="0" w:type="dxa"/>
+              <w:bottom w:w="0" w:type="dxa"/>
+              <w:left w:w="0" w:type="dxa"/>
+              <w:right w:w="0" w:type="dxa"/>
+            </w:tcMar>
+            <w:vAlign w:val="top"/>
+          </w:tcPr>
+          <w:p>
+            <w:pPr>
+              <w:pStyle w:val="Normal"/>
+              <w:jc w:val="center"/>
+              <w:pBdr>
+                <w:bottom w:val="none" w:sz="0" w:space="0" w:color="000000"/>
+                <w:top w:val="none" w:sz="0" w:space="0" w:color="000000"/>
+                <w:left w:val="none" w:sz="0" w:space="0" w:color="000000"/>
+                <w:right w:val="none" w:sz="0" w:space="0" w:color="000000"/>
+              </w:pBdr>
+              <w:spacing w:after="100" w:before="100" w:line="240"/>
+              <w:ind w:left="100" w:right="100" w:firstLine="0" w:firstLineChars="0"/>
+              <w:rPr>
+                <w:rFonts w:ascii="Helvetica" w:hAnsi="Helvetica" w:eastAsia="Helvetica" w:cs="Helvetica"/>
+                <w:i w:val="false"/>
+                <w:b w:val="false"/>
+                <w:u w:val="none"/>
+                <w:sz w:val="22"/>
+                <w:szCs w:val="22"/>
+                <w:color w:val="000000"/>
+              </w:rPr>
+            </w:pPr>
+            <w:r>
+              <w:rPr>
+                <w:rFonts w:ascii="Helvetica" w:hAnsi="Helvetica" w:eastAsia="Helvetica" w:cs="Helvetica"/>
+                <w:i w:val="false"/>
+                <w:b w:val="false"/>
+                <w:u w:val="none"/>
+                <w:sz w:val="22"/>
+                <w:szCs w:val="22"/>
+                <w:color w:val="000000"/>
+              </w:rPr>
+              <w:t xml:space="preserve">-14, 38</w:t>
+            </w:r>
+          </w:p>
+        </w:tc>
+        <w:tc>
+          <w:tcPr>
+            <w:tcBorders>
+              <w:bottom w:val="none" w:sz="0" w:space="0" w:color="000000"/>
+              <w:top w:val="none" w:sz="0" w:space="0" w:color="000000"/>
+              <w:left w:val="none" w:sz="0" w:space="0" w:color="000000"/>
+              <w:right w:val="none" w:sz="0" w:space="0" w:color="000000"/>
+            </w:tcBorders>
+            <w:shd w:val="clear" w:color="auto" w:fill="FFFFFF"/>
+            <w:tcMar>
+              <w:top w:w="0" w:type="dxa"/>
+              <w:bottom w:w="0" w:type="dxa"/>
+              <w:left w:w="0" w:type="dxa"/>
+              <w:right w:w="0" w:type="dxa"/>
+            </w:tcMar>
+            <w:vAlign w:val="top"/>
+          </w:tcPr>
+          <w:p>
+            <w:pPr>
+              <w:pStyle w:val="Normal"/>
+              <w:jc w:val="center"/>
+              <w:pBdr>
+                <w:bottom w:val="none" w:sz="0" w:space="0" w:color="000000"/>
+                <w:top w:val="none" w:sz="0" w:space="0" w:color="000000"/>
+                <w:left w:val="none" w:sz="0" w:space="0" w:color="000000"/>
+                <w:right w:val="none" w:sz="0" w:space="0" w:color="000000"/>
+              </w:pBdr>
+              <w:spacing w:after="100" w:before="100" w:line="240"/>
+              <w:ind w:left="100" w:right="100" w:firstLine="0" w:firstLineChars="0"/>
+              <w:rPr>
+                <w:rFonts w:ascii="Helvetica" w:hAnsi="Helvetica" w:eastAsia="Helvetica" w:cs="Helvetica"/>
+                <w:i w:val="false"/>
+                <w:b w:val="false"/>
+                <w:u w:val="none"/>
+                <w:sz w:val="22"/>
+                <w:szCs w:val="22"/>
+                <w:color w:val="000000"/>
+              </w:rPr>
+            </w:pPr>
+            <w:r>
+              <w:rPr>
+                <w:rFonts w:ascii="Helvetica" w:hAnsi="Helvetica" w:eastAsia="Helvetica" w:cs="Helvetica"/>
+                <w:i w:val="false"/>
+                <w:b w:val="false"/>
+                <w:u w:val="none"/>
+                <w:sz w:val="22"/>
+                <w:szCs w:val="22"/>
+                <w:color w:val="000000"/>
+              </w:rPr>
+              <w:t xml:space="preserve">0.370</w:t>
             </w:r>
           </w:p>
         </w:tc>
@@ -8805,113 +8805,113 @@
                 <w:szCs w:val="22"/>
                 <w:color w:val="000000"/>
               </w:rPr>
-              <w:t xml:space="preserve">17</w:t>
-            </w:r>
-          </w:p>
-        </w:tc>
-        <w:tc>
-          <w:tcPr>
-            <w:tcBorders>
-              <w:bottom w:val="none" w:sz="0" w:space="0" w:color="000000"/>
-              <w:top w:val="none" w:sz="0" w:space="0" w:color="000000"/>
-              <w:left w:val="none" w:sz="0" w:space="0" w:color="000000"/>
-              <w:right w:val="none" w:sz="0" w:space="0" w:color="000000"/>
-            </w:tcBorders>
-            <w:shd w:val="clear" w:color="auto" w:fill="FFFFFF"/>
-            <w:tcMar>
-              <w:top w:w="0" w:type="dxa"/>
-              <w:bottom w:w="0" w:type="dxa"/>
-              <w:left w:w="0" w:type="dxa"/>
-              <w:right w:w="0" w:type="dxa"/>
-            </w:tcMar>
-            <w:vAlign w:val="top"/>
-          </w:tcPr>
-          <w:p>
-            <w:pPr>
-              <w:pStyle w:val="Normal"/>
-              <w:jc w:val="center"/>
-              <w:pBdr>
-                <w:bottom w:val="none" w:sz="0" w:space="0" w:color="000000"/>
-                <w:top w:val="none" w:sz="0" w:space="0" w:color="000000"/>
-                <w:left w:val="none" w:sz="0" w:space="0" w:color="000000"/>
-                <w:right w:val="none" w:sz="0" w:space="0" w:color="000000"/>
-              </w:pBdr>
-              <w:spacing w:after="100" w:before="100" w:line="240"/>
-              <w:ind w:left="100" w:right="100" w:firstLine="0" w:firstLineChars="0"/>
-              <w:rPr>
-                <w:rFonts w:ascii="Helvetica" w:hAnsi="Helvetica" w:eastAsia="Helvetica" w:cs="Helvetica"/>
-                <w:i w:val="false"/>
-                <w:b w:val="false"/>
-                <w:u w:val="none"/>
-                <w:sz w:val="22"/>
-                <w:szCs w:val="22"/>
-                <w:color w:val="000000"/>
-              </w:rPr>
-            </w:pPr>
-            <w:r>
-              <w:rPr>
-                <w:rFonts w:ascii="Helvetica" w:hAnsi="Helvetica" w:eastAsia="Helvetica" w:cs="Helvetica"/>
-                <w:i w:val="false"/>
-                <w:b w:val="false"/>
-                <w:u w:val="none"/>
-                <w:sz w:val="22"/>
-                <w:szCs w:val="22"/>
-                <w:color w:val="000000"/>
-              </w:rPr>
-              <w:t xml:space="preserve">-23, 56</w:t>
-            </w:r>
-          </w:p>
-        </w:tc>
-        <w:tc>
-          <w:tcPr>
-            <w:tcBorders>
-              <w:bottom w:val="none" w:sz="0" w:space="0" w:color="000000"/>
-              <w:top w:val="none" w:sz="0" w:space="0" w:color="000000"/>
-              <w:left w:val="none" w:sz="0" w:space="0" w:color="000000"/>
-              <w:right w:val="none" w:sz="0" w:space="0" w:color="000000"/>
-            </w:tcBorders>
-            <w:shd w:val="clear" w:color="auto" w:fill="FFFFFF"/>
-            <w:tcMar>
-              <w:top w:w="0" w:type="dxa"/>
-              <w:bottom w:w="0" w:type="dxa"/>
-              <w:left w:w="0" w:type="dxa"/>
-              <w:right w:w="0" w:type="dxa"/>
-            </w:tcMar>
-            <w:vAlign w:val="top"/>
-          </w:tcPr>
-          <w:p>
-            <w:pPr>
-              <w:pStyle w:val="Normal"/>
-              <w:jc w:val="center"/>
-              <w:pBdr>
-                <w:bottom w:val="none" w:sz="0" w:space="0" w:color="000000"/>
-                <w:top w:val="none" w:sz="0" w:space="0" w:color="000000"/>
-                <w:left w:val="none" w:sz="0" w:space="0" w:color="000000"/>
-                <w:right w:val="none" w:sz="0" w:space="0" w:color="000000"/>
-              </w:pBdr>
-              <w:spacing w:after="100" w:before="100" w:line="240"/>
-              <w:ind w:left="100" w:right="100" w:firstLine="0" w:firstLineChars="0"/>
-              <w:rPr>
-                <w:rFonts w:ascii="Helvetica" w:hAnsi="Helvetica" w:eastAsia="Helvetica" w:cs="Helvetica"/>
-                <w:i w:val="false"/>
-                <w:b w:val="false"/>
-                <w:u w:val="none"/>
-                <w:sz w:val="22"/>
-                <w:szCs w:val="22"/>
-                <w:color w:val="000000"/>
-              </w:rPr>
-            </w:pPr>
-            <w:r>
-              <w:rPr>
-                <w:rFonts w:ascii="Helvetica" w:hAnsi="Helvetica" w:eastAsia="Helvetica" w:cs="Helvetica"/>
-                <w:i w:val="false"/>
-                <w:b w:val="false"/>
-                <w:u w:val="none"/>
-                <w:sz w:val="22"/>
-                <w:szCs w:val="22"/>
-                <w:color w:val="000000"/>
-              </w:rPr>
-              <w:t xml:space="preserve">0.399</w:t>
+              <w:t xml:space="preserve">18</w:t>
+            </w:r>
+          </w:p>
+        </w:tc>
+        <w:tc>
+          <w:tcPr>
+            <w:tcBorders>
+              <w:bottom w:val="none" w:sz="0" w:space="0" w:color="000000"/>
+              <w:top w:val="none" w:sz="0" w:space="0" w:color="000000"/>
+              <w:left w:val="none" w:sz="0" w:space="0" w:color="000000"/>
+              <w:right w:val="none" w:sz="0" w:space="0" w:color="000000"/>
+            </w:tcBorders>
+            <w:shd w:val="clear" w:color="auto" w:fill="FFFFFF"/>
+            <w:tcMar>
+              <w:top w:w="0" w:type="dxa"/>
+              <w:bottom w:w="0" w:type="dxa"/>
+              <w:left w:w="0" w:type="dxa"/>
+              <w:right w:w="0" w:type="dxa"/>
+            </w:tcMar>
+            <w:vAlign w:val="top"/>
+          </w:tcPr>
+          <w:p>
+            <w:pPr>
+              <w:pStyle w:val="Normal"/>
+              <w:jc w:val="center"/>
+              <w:pBdr>
+                <w:bottom w:val="none" w:sz="0" w:space="0" w:color="000000"/>
+                <w:top w:val="none" w:sz="0" w:space="0" w:color="000000"/>
+                <w:left w:val="none" w:sz="0" w:space="0" w:color="000000"/>
+                <w:right w:val="none" w:sz="0" w:space="0" w:color="000000"/>
+              </w:pBdr>
+              <w:spacing w:after="100" w:before="100" w:line="240"/>
+              <w:ind w:left="100" w:right="100" w:firstLine="0" w:firstLineChars="0"/>
+              <w:rPr>
+                <w:rFonts w:ascii="Helvetica" w:hAnsi="Helvetica" w:eastAsia="Helvetica" w:cs="Helvetica"/>
+                <w:i w:val="false"/>
+                <w:b w:val="false"/>
+                <w:u w:val="none"/>
+                <w:sz w:val="22"/>
+                <w:szCs w:val="22"/>
+                <w:color w:val="000000"/>
+              </w:rPr>
+            </w:pPr>
+            <w:r>
+              <w:rPr>
+                <w:rFonts w:ascii="Helvetica" w:hAnsi="Helvetica" w:eastAsia="Helvetica" w:cs="Helvetica"/>
+                <w:i w:val="false"/>
+                <w:b w:val="false"/>
+                <w:u w:val="none"/>
+                <w:sz w:val="22"/>
+                <w:szCs w:val="22"/>
+                <w:color w:val="000000"/>
+              </w:rPr>
+              <w:t xml:space="preserve">-21, 57</w:t>
+            </w:r>
+          </w:p>
+        </w:tc>
+        <w:tc>
+          <w:tcPr>
+            <w:tcBorders>
+              <w:bottom w:val="none" w:sz="0" w:space="0" w:color="000000"/>
+              <w:top w:val="none" w:sz="0" w:space="0" w:color="000000"/>
+              <w:left w:val="none" w:sz="0" w:space="0" w:color="000000"/>
+              <w:right w:val="none" w:sz="0" w:space="0" w:color="000000"/>
+            </w:tcBorders>
+            <w:shd w:val="clear" w:color="auto" w:fill="FFFFFF"/>
+            <w:tcMar>
+              <w:top w:w="0" w:type="dxa"/>
+              <w:bottom w:w="0" w:type="dxa"/>
+              <w:left w:w="0" w:type="dxa"/>
+              <w:right w:w="0" w:type="dxa"/>
+            </w:tcMar>
+            <w:vAlign w:val="top"/>
+          </w:tcPr>
+          <w:p>
+            <w:pPr>
+              <w:pStyle w:val="Normal"/>
+              <w:jc w:val="center"/>
+              <w:pBdr>
+                <w:bottom w:val="none" w:sz="0" w:space="0" w:color="000000"/>
+                <w:top w:val="none" w:sz="0" w:space="0" w:color="000000"/>
+                <w:left w:val="none" w:sz="0" w:space="0" w:color="000000"/>
+                <w:right w:val="none" w:sz="0" w:space="0" w:color="000000"/>
+              </w:pBdr>
+              <w:spacing w:after="100" w:before="100" w:line="240"/>
+              <w:ind w:left="100" w:right="100" w:firstLine="0" w:firstLineChars="0"/>
+              <w:rPr>
+                <w:rFonts w:ascii="Helvetica" w:hAnsi="Helvetica" w:eastAsia="Helvetica" w:cs="Helvetica"/>
+                <w:i w:val="false"/>
+                <w:b w:val="false"/>
+                <w:u w:val="none"/>
+                <w:sz w:val="22"/>
+                <w:szCs w:val="22"/>
+                <w:color w:val="000000"/>
+              </w:rPr>
+            </w:pPr>
+            <w:r>
+              <w:rPr>
+                <w:rFonts w:ascii="Helvetica" w:hAnsi="Helvetica" w:eastAsia="Helvetica" w:cs="Helvetica"/>
+                <w:i w:val="false"/>
+                <w:b w:val="false"/>
+                <w:u w:val="none"/>
+                <w:sz w:val="22"/>
+                <w:szCs w:val="22"/>
+                <w:color w:val="000000"/>
+              </w:rPr>
+              <w:t xml:space="preserve">0.359</w:t>
             </w:r>
           </w:p>
         </w:tc>
@@ -9288,113 +9288,113 @@
                 <w:szCs w:val="22"/>
                 <w:color w:val="000000"/>
               </w:rPr>
-              <w:t xml:space="preserve">9.7</w:t>
-            </w:r>
-          </w:p>
-        </w:tc>
-        <w:tc>
-          <w:tcPr>
-            <w:tcBorders>
-              <w:bottom w:val="none" w:sz="0" w:space="0" w:color="000000"/>
-              <w:top w:val="none" w:sz="0" w:space="0" w:color="000000"/>
-              <w:left w:val="none" w:sz="0" w:space="0" w:color="000000"/>
-              <w:right w:val="none" w:sz="0" w:space="0" w:color="000000"/>
-            </w:tcBorders>
-            <w:shd w:val="clear" w:color="auto" w:fill="FFFFFF"/>
-            <w:tcMar>
-              <w:top w:w="0" w:type="dxa"/>
-              <w:bottom w:w="0" w:type="dxa"/>
-              <w:left w:w="0" w:type="dxa"/>
-              <w:right w:w="0" w:type="dxa"/>
-            </w:tcMar>
-            <w:vAlign w:val="top"/>
-          </w:tcPr>
-          <w:p>
-            <w:pPr>
-              <w:pStyle w:val="Normal"/>
-              <w:jc w:val="center"/>
-              <w:pBdr>
-                <w:bottom w:val="none" w:sz="0" w:space="0" w:color="000000"/>
-                <w:top w:val="none" w:sz="0" w:space="0" w:color="000000"/>
-                <w:left w:val="none" w:sz="0" w:space="0" w:color="000000"/>
-                <w:right w:val="none" w:sz="0" w:space="0" w:color="000000"/>
-              </w:pBdr>
-              <w:spacing w:after="100" w:before="100" w:line="240"/>
-              <w:ind w:left="100" w:right="100" w:firstLine="0" w:firstLineChars="0"/>
-              <w:rPr>
-                <w:rFonts w:ascii="Helvetica" w:hAnsi="Helvetica" w:eastAsia="Helvetica" w:cs="Helvetica"/>
-                <w:i w:val="false"/>
-                <w:b w:val="false"/>
-                <w:u w:val="none"/>
-                <w:sz w:val="22"/>
-                <w:szCs w:val="22"/>
-                <w:color w:val="000000"/>
-              </w:rPr>
-            </w:pPr>
-            <w:r>
-              <w:rPr>
-                <w:rFonts w:ascii="Helvetica" w:hAnsi="Helvetica" w:eastAsia="Helvetica" w:cs="Helvetica"/>
-                <w:i w:val="false"/>
-                <w:b w:val="false"/>
-                <w:u w:val="none"/>
-                <w:sz w:val="22"/>
-                <w:szCs w:val="22"/>
-                <w:color w:val="000000"/>
-              </w:rPr>
-              <w:t xml:space="preserve">-23, 43</w:t>
-            </w:r>
-          </w:p>
-        </w:tc>
-        <w:tc>
-          <w:tcPr>
-            <w:tcBorders>
-              <w:bottom w:val="none" w:sz="0" w:space="0" w:color="000000"/>
-              <w:top w:val="none" w:sz="0" w:space="0" w:color="000000"/>
-              <w:left w:val="none" w:sz="0" w:space="0" w:color="000000"/>
-              <w:right w:val="none" w:sz="0" w:space="0" w:color="000000"/>
-            </w:tcBorders>
-            <w:shd w:val="clear" w:color="auto" w:fill="FFFFFF"/>
-            <w:tcMar>
-              <w:top w:w="0" w:type="dxa"/>
-              <w:bottom w:w="0" w:type="dxa"/>
-              <w:left w:w="0" w:type="dxa"/>
-              <w:right w:w="0" w:type="dxa"/>
-            </w:tcMar>
-            <w:vAlign w:val="top"/>
-          </w:tcPr>
-          <w:p>
-            <w:pPr>
-              <w:pStyle w:val="Normal"/>
-              <w:jc w:val="center"/>
-              <w:pBdr>
-                <w:bottom w:val="none" w:sz="0" w:space="0" w:color="000000"/>
-                <w:top w:val="none" w:sz="0" w:space="0" w:color="000000"/>
-                <w:left w:val="none" w:sz="0" w:space="0" w:color="000000"/>
-                <w:right w:val="none" w:sz="0" w:space="0" w:color="000000"/>
-              </w:pBdr>
-              <w:spacing w:after="100" w:before="100" w:line="240"/>
-              <w:ind w:left="100" w:right="100" w:firstLine="0" w:firstLineChars="0"/>
-              <w:rPr>
-                <w:rFonts w:ascii="Helvetica" w:hAnsi="Helvetica" w:eastAsia="Helvetica" w:cs="Helvetica"/>
-                <w:i w:val="false"/>
-                <w:b w:val="false"/>
-                <w:u w:val="none"/>
-                <w:sz w:val="22"/>
-                <w:szCs w:val="22"/>
-                <w:color w:val="000000"/>
-              </w:rPr>
-            </w:pPr>
-            <w:r>
-              <w:rPr>
-                <w:rFonts w:ascii="Helvetica" w:hAnsi="Helvetica" w:eastAsia="Helvetica" w:cs="Helvetica"/>
-                <w:i w:val="false"/>
-                <w:b w:val="false"/>
-                <w:u w:val="none"/>
-                <w:sz w:val="22"/>
-                <w:szCs w:val="22"/>
-                <w:color w:val="000000"/>
-              </w:rPr>
-              <w:t xml:space="preserve">0.559</w:t>
+              <w:t xml:space="preserve">11</w:t>
+            </w:r>
+          </w:p>
+        </w:tc>
+        <w:tc>
+          <w:tcPr>
+            <w:tcBorders>
+              <w:bottom w:val="none" w:sz="0" w:space="0" w:color="000000"/>
+              <w:top w:val="none" w:sz="0" w:space="0" w:color="000000"/>
+              <w:left w:val="none" w:sz="0" w:space="0" w:color="000000"/>
+              <w:right w:val="none" w:sz="0" w:space="0" w:color="000000"/>
+            </w:tcBorders>
+            <w:shd w:val="clear" w:color="auto" w:fill="FFFFFF"/>
+            <w:tcMar>
+              <w:top w:w="0" w:type="dxa"/>
+              <w:bottom w:w="0" w:type="dxa"/>
+              <w:left w:w="0" w:type="dxa"/>
+              <w:right w:w="0" w:type="dxa"/>
+            </w:tcMar>
+            <w:vAlign w:val="top"/>
+          </w:tcPr>
+          <w:p>
+            <w:pPr>
+              <w:pStyle w:val="Normal"/>
+              <w:jc w:val="center"/>
+              <w:pBdr>
+                <w:bottom w:val="none" w:sz="0" w:space="0" w:color="000000"/>
+                <w:top w:val="none" w:sz="0" w:space="0" w:color="000000"/>
+                <w:left w:val="none" w:sz="0" w:space="0" w:color="000000"/>
+                <w:right w:val="none" w:sz="0" w:space="0" w:color="000000"/>
+              </w:pBdr>
+              <w:spacing w:after="100" w:before="100" w:line="240"/>
+              <w:ind w:left="100" w:right="100" w:firstLine="0" w:firstLineChars="0"/>
+              <w:rPr>
+                <w:rFonts w:ascii="Helvetica" w:hAnsi="Helvetica" w:eastAsia="Helvetica" w:cs="Helvetica"/>
+                <w:i w:val="false"/>
+                <w:b w:val="false"/>
+                <w:u w:val="none"/>
+                <w:sz w:val="22"/>
+                <w:szCs w:val="22"/>
+                <w:color w:val="000000"/>
+              </w:rPr>
+            </w:pPr>
+            <w:r>
+              <w:rPr>
+                <w:rFonts w:ascii="Helvetica" w:hAnsi="Helvetica" w:eastAsia="Helvetica" w:cs="Helvetica"/>
+                <w:i w:val="false"/>
+                <w:b w:val="false"/>
+                <w:u w:val="none"/>
+                <w:sz w:val="22"/>
+                <w:szCs w:val="22"/>
+                <w:color w:val="000000"/>
+              </w:rPr>
+              <w:t xml:space="preserve">-23, 44</w:t>
+            </w:r>
+          </w:p>
+        </w:tc>
+        <w:tc>
+          <w:tcPr>
+            <w:tcBorders>
+              <w:bottom w:val="none" w:sz="0" w:space="0" w:color="000000"/>
+              <w:top w:val="none" w:sz="0" w:space="0" w:color="000000"/>
+              <w:left w:val="none" w:sz="0" w:space="0" w:color="000000"/>
+              <w:right w:val="none" w:sz="0" w:space="0" w:color="000000"/>
+            </w:tcBorders>
+            <w:shd w:val="clear" w:color="auto" w:fill="FFFFFF"/>
+            <w:tcMar>
+              <w:top w:w="0" w:type="dxa"/>
+              <w:bottom w:w="0" w:type="dxa"/>
+              <w:left w:w="0" w:type="dxa"/>
+              <w:right w:w="0" w:type="dxa"/>
+            </w:tcMar>
+            <w:vAlign w:val="top"/>
+          </w:tcPr>
+          <w:p>
+            <w:pPr>
+              <w:pStyle w:val="Normal"/>
+              <w:jc w:val="center"/>
+              <w:pBdr>
+                <w:bottom w:val="none" w:sz="0" w:space="0" w:color="000000"/>
+                <w:top w:val="none" w:sz="0" w:space="0" w:color="000000"/>
+                <w:left w:val="none" w:sz="0" w:space="0" w:color="000000"/>
+                <w:right w:val="none" w:sz="0" w:space="0" w:color="000000"/>
+              </w:pBdr>
+              <w:spacing w:after="100" w:before="100" w:line="240"/>
+              <w:ind w:left="100" w:right="100" w:firstLine="0" w:firstLineChars="0"/>
+              <w:rPr>
+                <w:rFonts w:ascii="Helvetica" w:hAnsi="Helvetica" w:eastAsia="Helvetica" w:cs="Helvetica"/>
+                <w:i w:val="false"/>
+                <w:b w:val="false"/>
+                <w:u w:val="none"/>
+                <w:sz w:val="22"/>
+                <w:szCs w:val="22"/>
+                <w:color w:val="000000"/>
+              </w:rPr>
+            </w:pPr>
+            <w:r>
+              <w:rPr>
+                <w:rFonts w:ascii="Helvetica" w:hAnsi="Helvetica" w:eastAsia="Helvetica" w:cs="Helvetica"/>
+                <w:i w:val="false"/>
+                <w:b w:val="false"/>
+                <w:u w:val="none"/>
+                <w:sz w:val="22"/>
+                <w:szCs w:val="22"/>
+                <w:color w:val="000000"/>
+              </w:rPr>
+              <w:t xml:space="preserve">0.529</w:t>
             </w:r>
           </w:p>
         </w:tc>
@@ -10737,113 +10737,113 @@
                 <w:szCs w:val="22"/>
                 <w:color w:val="000000"/>
               </w:rPr>
-              <w:t xml:space="preserve">-1.8</w:t>
-            </w:r>
-          </w:p>
-        </w:tc>
-        <w:tc>
-          <w:tcPr>
-            <w:tcBorders>
-              <w:bottom w:val="none" w:sz="0" w:space="0" w:color="000000"/>
-              <w:top w:val="none" w:sz="0" w:space="0" w:color="000000"/>
-              <w:left w:val="none" w:sz="0" w:space="0" w:color="000000"/>
-              <w:right w:val="none" w:sz="0" w:space="0" w:color="000000"/>
-            </w:tcBorders>
-            <w:shd w:val="clear" w:color="auto" w:fill="FFFFFF"/>
-            <w:tcMar>
-              <w:top w:w="0" w:type="dxa"/>
-              <w:bottom w:w="0" w:type="dxa"/>
-              <w:left w:w="0" w:type="dxa"/>
-              <w:right w:w="0" w:type="dxa"/>
-            </w:tcMar>
-            <w:vAlign w:val="top"/>
-          </w:tcPr>
-          <w:p>
-            <w:pPr>
-              <w:pStyle w:val="Normal"/>
-              <w:jc w:val="center"/>
-              <w:pBdr>
-                <w:bottom w:val="none" w:sz="0" w:space="0" w:color="000000"/>
-                <w:top w:val="none" w:sz="0" w:space="0" w:color="000000"/>
-                <w:left w:val="none" w:sz="0" w:space="0" w:color="000000"/>
-                <w:right w:val="none" w:sz="0" w:space="0" w:color="000000"/>
-              </w:pBdr>
-              <w:spacing w:after="100" w:before="100" w:line="240"/>
-              <w:ind w:left="100" w:right="100" w:firstLine="0" w:firstLineChars="0"/>
-              <w:rPr>
-                <w:rFonts w:ascii="Helvetica" w:hAnsi="Helvetica" w:eastAsia="Helvetica" w:cs="Helvetica"/>
-                <w:i w:val="false"/>
-                <w:b w:val="false"/>
-                <w:u w:val="none"/>
-                <w:sz w:val="22"/>
-                <w:szCs w:val="22"/>
-                <w:color w:val="000000"/>
-              </w:rPr>
-            </w:pPr>
-            <w:r>
-              <w:rPr>
-                <w:rFonts w:ascii="Helvetica" w:hAnsi="Helvetica" w:eastAsia="Helvetica" w:cs="Helvetica"/>
-                <w:i w:val="false"/>
-                <w:b w:val="false"/>
-                <w:u w:val="none"/>
-                <w:sz w:val="22"/>
-                <w:szCs w:val="22"/>
-                <w:color w:val="000000"/>
-              </w:rPr>
-              <w:t xml:space="preserve">-21, 18</w:t>
-            </w:r>
-          </w:p>
-        </w:tc>
-        <w:tc>
-          <w:tcPr>
-            <w:tcBorders>
-              <w:bottom w:val="none" w:sz="0" w:space="0" w:color="000000"/>
-              <w:top w:val="none" w:sz="0" w:space="0" w:color="000000"/>
-              <w:left w:val="none" w:sz="0" w:space="0" w:color="000000"/>
-              <w:right w:val="none" w:sz="0" w:space="0" w:color="000000"/>
-            </w:tcBorders>
-            <w:shd w:val="clear" w:color="auto" w:fill="FFFFFF"/>
-            <w:tcMar>
-              <w:top w:w="0" w:type="dxa"/>
-              <w:bottom w:w="0" w:type="dxa"/>
-              <w:left w:w="0" w:type="dxa"/>
-              <w:right w:w="0" w:type="dxa"/>
-            </w:tcMar>
-            <w:vAlign w:val="top"/>
-          </w:tcPr>
-          <w:p>
-            <w:pPr>
-              <w:pStyle w:val="Normal"/>
-              <w:jc w:val="center"/>
-              <w:pBdr>
-                <w:bottom w:val="none" w:sz="0" w:space="0" w:color="000000"/>
-                <w:top w:val="none" w:sz="0" w:space="0" w:color="000000"/>
-                <w:left w:val="none" w:sz="0" w:space="0" w:color="000000"/>
-                <w:right w:val="none" w:sz="0" w:space="0" w:color="000000"/>
-              </w:pBdr>
-              <w:spacing w:after="100" w:before="100" w:line="240"/>
-              <w:ind w:left="100" w:right="100" w:firstLine="0" w:firstLineChars="0"/>
-              <w:rPr>
-                <w:rFonts w:ascii="Helvetica" w:hAnsi="Helvetica" w:eastAsia="Helvetica" w:cs="Helvetica"/>
-                <w:i w:val="false"/>
-                <w:b w:val="false"/>
-                <w:u w:val="none"/>
-                <w:sz w:val="22"/>
-                <w:szCs w:val="22"/>
-                <w:color w:val="000000"/>
-              </w:rPr>
-            </w:pPr>
-            <w:r>
-              <w:rPr>
-                <w:rFonts w:ascii="Helvetica" w:hAnsi="Helvetica" w:eastAsia="Helvetica" w:cs="Helvetica"/>
-                <w:i w:val="false"/>
-                <w:b w:val="false"/>
-                <w:u w:val="none"/>
-                <w:sz w:val="22"/>
-                <w:szCs w:val="22"/>
-                <w:color w:val="000000"/>
-              </w:rPr>
-              <w:t xml:space="preserve">0.854</w:t>
+              <w:t xml:space="preserve">0.14</w:t>
+            </w:r>
+          </w:p>
+        </w:tc>
+        <w:tc>
+          <w:tcPr>
+            <w:tcBorders>
+              <w:bottom w:val="none" w:sz="0" w:space="0" w:color="000000"/>
+              <w:top w:val="none" w:sz="0" w:space="0" w:color="000000"/>
+              <w:left w:val="none" w:sz="0" w:space="0" w:color="000000"/>
+              <w:right w:val="none" w:sz="0" w:space="0" w:color="000000"/>
+            </w:tcBorders>
+            <w:shd w:val="clear" w:color="auto" w:fill="FFFFFF"/>
+            <w:tcMar>
+              <w:top w:w="0" w:type="dxa"/>
+              <w:bottom w:w="0" w:type="dxa"/>
+              <w:left w:w="0" w:type="dxa"/>
+              <w:right w:w="0" w:type="dxa"/>
+            </w:tcMar>
+            <w:vAlign w:val="top"/>
+          </w:tcPr>
+          <w:p>
+            <w:pPr>
+              <w:pStyle w:val="Normal"/>
+              <w:jc w:val="center"/>
+              <w:pBdr>
+                <w:bottom w:val="none" w:sz="0" w:space="0" w:color="000000"/>
+                <w:top w:val="none" w:sz="0" w:space="0" w:color="000000"/>
+                <w:left w:val="none" w:sz="0" w:space="0" w:color="000000"/>
+                <w:right w:val="none" w:sz="0" w:space="0" w:color="000000"/>
+              </w:pBdr>
+              <w:spacing w:after="100" w:before="100" w:line="240"/>
+              <w:ind w:left="100" w:right="100" w:firstLine="0" w:firstLineChars="0"/>
+              <w:rPr>
+                <w:rFonts w:ascii="Helvetica" w:hAnsi="Helvetica" w:eastAsia="Helvetica" w:cs="Helvetica"/>
+                <w:i w:val="false"/>
+                <w:b w:val="false"/>
+                <w:u w:val="none"/>
+                <w:sz w:val="22"/>
+                <w:szCs w:val="22"/>
+                <w:color w:val="000000"/>
+              </w:rPr>
+            </w:pPr>
+            <w:r>
+              <w:rPr>
+                <w:rFonts w:ascii="Helvetica" w:hAnsi="Helvetica" w:eastAsia="Helvetica" w:cs="Helvetica"/>
+                <w:i w:val="false"/>
+                <w:b w:val="false"/>
+                <w:u w:val="none"/>
+                <w:sz w:val="22"/>
+                <w:szCs w:val="22"/>
+                <w:color w:val="000000"/>
+              </w:rPr>
+              <w:t xml:space="preserve">-19, 20</w:t>
+            </w:r>
+          </w:p>
+        </w:tc>
+        <w:tc>
+          <w:tcPr>
+            <w:tcBorders>
+              <w:bottom w:val="none" w:sz="0" w:space="0" w:color="000000"/>
+              <w:top w:val="none" w:sz="0" w:space="0" w:color="000000"/>
+              <w:left w:val="none" w:sz="0" w:space="0" w:color="000000"/>
+              <w:right w:val="none" w:sz="0" w:space="0" w:color="000000"/>
+            </w:tcBorders>
+            <w:shd w:val="clear" w:color="auto" w:fill="FFFFFF"/>
+            <w:tcMar>
+              <w:top w:w="0" w:type="dxa"/>
+              <w:bottom w:w="0" w:type="dxa"/>
+              <w:left w:w="0" w:type="dxa"/>
+              <w:right w:w="0" w:type="dxa"/>
+            </w:tcMar>
+            <w:vAlign w:val="top"/>
+          </w:tcPr>
+          <w:p>
+            <w:pPr>
+              <w:pStyle w:val="Normal"/>
+              <w:jc w:val="center"/>
+              <w:pBdr>
+                <w:bottom w:val="none" w:sz="0" w:space="0" w:color="000000"/>
+                <w:top w:val="none" w:sz="0" w:space="0" w:color="000000"/>
+                <w:left w:val="none" w:sz="0" w:space="0" w:color="000000"/>
+                <w:right w:val="none" w:sz="0" w:space="0" w:color="000000"/>
+              </w:pBdr>
+              <w:spacing w:after="100" w:before="100" w:line="240"/>
+              <w:ind w:left="100" w:right="100" w:firstLine="0" w:firstLineChars="0"/>
+              <w:rPr>
+                <w:rFonts w:ascii="Helvetica" w:hAnsi="Helvetica" w:eastAsia="Helvetica" w:cs="Helvetica"/>
+                <w:i w:val="false"/>
+                <w:b w:val="false"/>
+                <w:u w:val="none"/>
+                <w:sz w:val="22"/>
+                <w:szCs w:val="22"/>
+                <w:color w:val="000000"/>
+              </w:rPr>
+            </w:pPr>
+            <w:r>
+              <w:rPr>
+                <w:rFonts w:ascii="Helvetica" w:hAnsi="Helvetica" w:eastAsia="Helvetica" w:cs="Helvetica"/>
+                <w:i w:val="false"/>
+                <w:b w:val="false"/>
+                <w:u w:val="none"/>
+                <w:sz w:val="22"/>
+                <w:szCs w:val="22"/>
+                <w:color w:val="000000"/>
+              </w:rPr>
+              <w:t xml:space="preserve">0.989</w:t>
             </w:r>
           </w:p>
         </w:tc>
@@ -11273,60 +11273,60 @@
                 <w:szCs w:val="22"/>
                 <w:color w:val="000000"/>
               </w:rPr>
-              <w:t xml:space="preserve">-20, 6.2</w:t>
-            </w:r>
-          </w:p>
-        </w:tc>
-        <w:tc>
-          <w:tcPr>
-            <w:tcBorders>
-              <w:bottom w:val="none" w:sz="0" w:space="0" w:color="000000"/>
-              <w:top w:val="none" w:sz="0" w:space="0" w:color="000000"/>
-              <w:left w:val="none" w:sz="0" w:space="0" w:color="000000"/>
-              <w:right w:val="none" w:sz="0" w:space="0" w:color="000000"/>
-            </w:tcBorders>
-            <w:shd w:val="clear" w:color="auto" w:fill="FFFFFF"/>
-            <w:tcMar>
-              <w:top w:w="0" w:type="dxa"/>
-              <w:bottom w:w="0" w:type="dxa"/>
-              <w:left w:w="0" w:type="dxa"/>
-              <w:right w:w="0" w:type="dxa"/>
-            </w:tcMar>
-            <w:vAlign w:val="top"/>
-          </w:tcPr>
-          <w:p>
-            <w:pPr>
-              <w:pStyle w:val="Normal"/>
-              <w:jc w:val="center"/>
-              <w:pBdr>
-                <w:bottom w:val="none" w:sz="0" w:space="0" w:color="000000"/>
-                <w:top w:val="none" w:sz="0" w:space="0" w:color="000000"/>
-                <w:left w:val="none" w:sz="0" w:space="0" w:color="000000"/>
-                <w:right w:val="none" w:sz="0" w:space="0" w:color="000000"/>
-              </w:pBdr>
-              <w:spacing w:after="100" w:before="100" w:line="240"/>
-              <w:ind w:left="100" w:right="100" w:firstLine="0" w:firstLineChars="0"/>
-              <w:rPr>
-                <w:rFonts w:ascii="Helvetica" w:hAnsi="Helvetica" w:eastAsia="Helvetica" w:cs="Helvetica"/>
-                <w:i w:val="false"/>
-                <w:b w:val="false"/>
-                <w:u w:val="none"/>
-                <w:sz w:val="22"/>
-                <w:szCs w:val="22"/>
-                <w:color w:val="000000"/>
-              </w:rPr>
-            </w:pPr>
-            <w:r>
-              <w:rPr>
-                <w:rFonts w:ascii="Helvetica" w:hAnsi="Helvetica" w:eastAsia="Helvetica" w:cs="Helvetica"/>
-                <w:i w:val="false"/>
-                <w:b w:val="false"/>
-                <w:u w:val="none"/>
-                <w:sz w:val="22"/>
-                <w:szCs w:val="22"/>
-                <w:color w:val="000000"/>
-              </w:rPr>
-              <w:t xml:space="preserve">0.298</w:t>
+              <w:t xml:space="preserve">-20, 6.4</w:t>
+            </w:r>
+          </w:p>
+        </w:tc>
+        <w:tc>
+          <w:tcPr>
+            <w:tcBorders>
+              <w:bottom w:val="none" w:sz="0" w:space="0" w:color="000000"/>
+              <w:top w:val="none" w:sz="0" w:space="0" w:color="000000"/>
+              <w:left w:val="none" w:sz="0" w:space="0" w:color="000000"/>
+              <w:right w:val="none" w:sz="0" w:space="0" w:color="000000"/>
+            </w:tcBorders>
+            <w:shd w:val="clear" w:color="auto" w:fill="FFFFFF"/>
+            <w:tcMar>
+              <w:top w:w="0" w:type="dxa"/>
+              <w:bottom w:w="0" w:type="dxa"/>
+              <w:left w:w="0" w:type="dxa"/>
+              <w:right w:w="0" w:type="dxa"/>
+            </w:tcMar>
+            <w:vAlign w:val="top"/>
+          </w:tcPr>
+          <w:p>
+            <w:pPr>
+              <w:pStyle w:val="Normal"/>
+              <w:jc w:val="center"/>
+              <w:pBdr>
+                <w:bottom w:val="none" w:sz="0" w:space="0" w:color="000000"/>
+                <w:top w:val="none" w:sz="0" w:space="0" w:color="000000"/>
+                <w:left w:val="none" w:sz="0" w:space="0" w:color="000000"/>
+                <w:right w:val="none" w:sz="0" w:space="0" w:color="000000"/>
+              </w:pBdr>
+              <w:spacing w:after="100" w:before="100" w:line="240"/>
+              <w:ind w:left="100" w:right="100" w:firstLine="0" w:firstLineChars="0"/>
+              <w:rPr>
+                <w:rFonts w:ascii="Helvetica" w:hAnsi="Helvetica" w:eastAsia="Helvetica" w:cs="Helvetica"/>
+                <w:i w:val="false"/>
+                <w:b w:val="false"/>
+                <w:u w:val="none"/>
+                <w:sz w:val="22"/>
+                <w:szCs w:val="22"/>
+                <w:color w:val="000000"/>
+              </w:rPr>
+            </w:pPr>
+            <w:r>
+              <w:rPr>
+                <w:rFonts w:ascii="Helvetica" w:hAnsi="Helvetica" w:eastAsia="Helvetica" w:cs="Helvetica"/>
+                <w:i w:val="false"/>
+                <w:b w:val="false"/>
+                <w:u w:val="none"/>
+                <w:sz w:val="22"/>
+                <w:szCs w:val="22"/>
+                <w:color w:val="000000"/>
+              </w:rPr>
+              <w:t xml:space="preserve">0.304</w:t>
             </w:r>
           </w:p>
         </w:tc>
@@ -11703,113 +11703,113 @@
                 <w:szCs w:val="22"/>
                 <w:color w:val="000000"/>
               </w:rPr>
-              <w:t xml:space="preserve">-0.78</w:t>
-            </w:r>
-          </w:p>
-        </w:tc>
-        <w:tc>
-          <w:tcPr>
-            <w:tcBorders>
-              <w:bottom w:val="none" w:sz="0" w:space="0" w:color="000000"/>
-              <w:top w:val="none" w:sz="0" w:space="0" w:color="000000"/>
-              <w:left w:val="none" w:sz="0" w:space="0" w:color="000000"/>
-              <w:right w:val="none" w:sz="0" w:space="0" w:color="000000"/>
-            </w:tcBorders>
-            <w:shd w:val="clear" w:color="auto" w:fill="FFFFFF"/>
-            <w:tcMar>
-              <w:top w:w="0" w:type="dxa"/>
-              <w:bottom w:w="0" w:type="dxa"/>
-              <w:left w:w="0" w:type="dxa"/>
-              <w:right w:w="0" w:type="dxa"/>
-            </w:tcMar>
-            <w:vAlign w:val="top"/>
-          </w:tcPr>
-          <w:p>
-            <w:pPr>
-              <w:pStyle w:val="Normal"/>
-              <w:jc w:val="center"/>
-              <w:pBdr>
-                <w:bottom w:val="none" w:sz="0" w:space="0" w:color="000000"/>
-                <w:top w:val="none" w:sz="0" w:space="0" w:color="000000"/>
-                <w:left w:val="none" w:sz="0" w:space="0" w:color="000000"/>
-                <w:right w:val="none" w:sz="0" w:space="0" w:color="000000"/>
-              </w:pBdr>
-              <w:spacing w:after="100" w:before="100" w:line="240"/>
-              <w:ind w:left="100" w:right="100" w:firstLine="0" w:firstLineChars="0"/>
-              <w:rPr>
-                <w:rFonts w:ascii="Helvetica" w:hAnsi="Helvetica" w:eastAsia="Helvetica" w:cs="Helvetica"/>
-                <w:i w:val="false"/>
-                <w:b w:val="false"/>
-                <w:u w:val="none"/>
-                <w:sz w:val="22"/>
-                <w:szCs w:val="22"/>
-                <w:color w:val="000000"/>
-              </w:rPr>
-            </w:pPr>
-            <w:r>
-              <w:rPr>
-                <w:rFonts w:ascii="Helvetica" w:hAnsi="Helvetica" w:eastAsia="Helvetica" w:cs="Helvetica"/>
-                <w:i w:val="false"/>
-                <w:b w:val="false"/>
-                <w:u w:val="none"/>
-                <w:sz w:val="22"/>
-                <w:szCs w:val="22"/>
-                <w:color w:val="000000"/>
-              </w:rPr>
-              <w:t xml:space="preserve">-24, 22</w:t>
-            </w:r>
-          </w:p>
-        </w:tc>
-        <w:tc>
-          <w:tcPr>
-            <w:tcBorders>
-              <w:bottom w:val="none" w:sz="0" w:space="0" w:color="000000"/>
-              <w:top w:val="none" w:sz="0" w:space="0" w:color="000000"/>
-              <w:left w:val="none" w:sz="0" w:space="0" w:color="000000"/>
-              <w:right w:val="none" w:sz="0" w:space="0" w:color="000000"/>
-            </w:tcBorders>
-            <w:shd w:val="clear" w:color="auto" w:fill="FFFFFF"/>
-            <w:tcMar>
-              <w:top w:w="0" w:type="dxa"/>
-              <w:bottom w:w="0" w:type="dxa"/>
-              <w:left w:w="0" w:type="dxa"/>
-              <w:right w:w="0" w:type="dxa"/>
-            </w:tcMar>
-            <w:vAlign w:val="top"/>
-          </w:tcPr>
-          <w:p>
-            <w:pPr>
-              <w:pStyle w:val="Normal"/>
-              <w:jc w:val="center"/>
-              <w:pBdr>
-                <w:bottom w:val="none" w:sz="0" w:space="0" w:color="000000"/>
-                <w:top w:val="none" w:sz="0" w:space="0" w:color="000000"/>
-                <w:left w:val="none" w:sz="0" w:space="0" w:color="000000"/>
-                <w:right w:val="none" w:sz="0" w:space="0" w:color="000000"/>
-              </w:pBdr>
-              <w:spacing w:after="100" w:before="100" w:line="240"/>
-              <w:ind w:left="100" w:right="100" w:firstLine="0" w:firstLineChars="0"/>
-              <w:rPr>
-                <w:rFonts w:ascii="Helvetica" w:hAnsi="Helvetica" w:eastAsia="Helvetica" w:cs="Helvetica"/>
-                <w:i w:val="false"/>
-                <w:b w:val="false"/>
-                <w:u w:val="none"/>
-                <w:sz w:val="22"/>
-                <w:szCs w:val="22"/>
-                <w:color w:val="000000"/>
-              </w:rPr>
-            </w:pPr>
-            <w:r>
-              <w:rPr>
-                <w:rFonts w:ascii="Helvetica" w:hAnsi="Helvetica" w:eastAsia="Helvetica" w:cs="Helvetica"/>
-                <w:i w:val="false"/>
-                <w:b w:val="false"/>
-                <w:u w:val="none"/>
-                <w:sz w:val="22"/>
-                <w:szCs w:val="22"/>
-                <w:color w:val="000000"/>
-              </w:rPr>
-              <w:t xml:space="preserve">0.947</w:t>
+              <w:t xml:space="preserve">-1.8</w:t>
+            </w:r>
+          </w:p>
+        </w:tc>
+        <w:tc>
+          <w:tcPr>
+            <w:tcBorders>
+              <w:bottom w:val="none" w:sz="0" w:space="0" w:color="000000"/>
+              <w:top w:val="none" w:sz="0" w:space="0" w:color="000000"/>
+              <w:left w:val="none" w:sz="0" w:space="0" w:color="000000"/>
+              <w:right w:val="none" w:sz="0" w:space="0" w:color="000000"/>
+            </w:tcBorders>
+            <w:shd w:val="clear" w:color="auto" w:fill="FFFFFF"/>
+            <w:tcMar>
+              <w:top w:w="0" w:type="dxa"/>
+              <w:bottom w:w="0" w:type="dxa"/>
+              <w:left w:w="0" w:type="dxa"/>
+              <w:right w:w="0" w:type="dxa"/>
+            </w:tcMar>
+            <w:vAlign w:val="top"/>
+          </w:tcPr>
+          <w:p>
+            <w:pPr>
+              <w:pStyle w:val="Normal"/>
+              <w:jc w:val="center"/>
+              <w:pBdr>
+                <w:bottom w:val="none" w:sz="0" w:space="0" w:color="000000"/>
+                <w:top w:val="none" w:sz="0" w:space="0" w:color="000000"/>
+                <w:left w:val="none" w:sz="0" w:space="0" w:color="000000"/>
+                <w:right w:val="none" w:sz="0" w:space="0" w:color="000000"/>
+              </w:pBdr>
+              <w:spacing w:after="100" w:before="100" w:line="240"/>
+              <w:ind w:left="100" w:right="100" w:firstLine="0" w:firstLineChars="0"/>
+              <w:rPr>
+                <w:rFonts w:ascii="Helvetica" w:hAnsi="Helvetica" w:eastAsia="Helvetica" w:cs="Helvetica"/>
+                <w:i w:val="false"/>
+                <w:b w:val="false"/>
+                <w:u w:val="none"/>
+                <w:sz w:val="22"/>
+                <w:szCs w:val="22"/>
+                <w:color w:val="000000"/>
+              </w:rPr>
+            </w:pPr>
+            <w:r>
+              <w:rPr>
+                <w:rFonts w:ascii="Helvetica" w:hAnsi="Helvetica" w:eastAsia="Helvetica" w:cs="Helvetica"/>
+                <w:i w:val="false"/>
+                <w:b w:val="false"/>
+                <w:u w:val="none"/>
+                <w:sz w:val="22"/>
+                <w:szCs w:val="22"/>
+                <w:color w:val="000000"/>
+              </w:rPr>
+              <w:t xml:space="preserve">-25, 21</w:t>
+            </w:r>
+          </w:p>
+        </w:tc>
+        <w:tc>
+          <w:tcPr>
+            <w:tcBorders>
+              <w:bottom w:val="none" w:sz="0" w:space="0" w:color="000000"/>
+              <w:top w:val="none" w:sz="0" w:space="0" w:color="000000"/>
+              <w:left w:val="none" w:sz="0" w:space="0" w:color="000000"/>
+              <w:right w:val="none" w:sz="0" w:space="0" w:color="000000"/>
+            </w:tcBorders>
+            <w:shd w:val="clear" w:color="auto" w:fill="FFFFFF"/>
+            <w:tcMar>
+              <w:top w:w="0" w:type="dxa"/>
+              <w:bottom w:w="0" w:type="dxa"/>
+              <w:left w:w="0" w:type="dxa"/>
+              <w:right w:w="0" w:type="dxa"/>
+            </w:tcMar>
+            <w:vAlign w:val="top"/>
+          </w:tcPr>
+          <w:p>
+            <w:pPr>
+              <w:pStyle w:val="Normal"/>
+              <w:jc w:val="center"/>
+              <w:pBdr>
+                <w:bottom w:val="none" w:sz="0" w:space="0" w:color="000000"/>
+                <w:top w:val="none" w:sz="0" w:space="0" w:color="000000"/>
+                <w:left w:val="none" w:sz="0" w:space="0" w:color="000000"/>
+                <w:right w:val="none" w:sz="0" w:space="0" w:color="000000"/>
+              </w:pBdr>
+              <w:spacing w:after="100" w:before="100" w:line="240"/>
+              <w:ind w:left="100" w:right="100" w:firstLine="0" w:firstLineChars="0"/>
+              <w:rPr>
+                <w:rFonts w:ascii="Helvetica" w:hAnsi="Helvetica" w:eastAsia="Helvetica" w:cs="Helvetica"/>
+                <w:i w:val="false"/>
+                <w:b w:val="false"/>
+                <w:u w:val="none"/>
+                <w:sz w:val="22"/>
+                <w:szCs w:val="22"/>
+                <w:color w:val="000000"/>
+              </w:rPr>
+            </w:pPr>
+            <w:r>
+              <w:rPr>
+                <w:rFonts w:ascii="Helvetica" w:hAnsi="Helvetica" w:eastAsia="Helvetica" w:cs="Helvetica"/>
+                <w:i w:val="false"/>
+                <w:b w:val="false"/>
+                <w:u w:val="none"/>
+                <w:sz w:val="22"/>
+                <w:szCs w:val="22"/>
+                <w:color w:val="000000"/>
+              </w:rPr>
+              <w:t xml:space="preserve">0.879</w:t>
             </w:r>
           </w:p>
         </w:tc>
@@ -12186,113 +12186,113 @@
                 <w:szCs w:val="22"/>
                 <w:color w:val="000000"/>
               </w:rPr>
-              <w:t xml:space="preserve">-14</w:t>
-            </w:r>
-          </w:p>
-        </w:tc>
-        <w:tc>
-          <w:tcPr>
-            <w:tcBorders>
-              <w:bottom w:val="none" w:sz="0" w:space="0" w:color="000000"/>
-              <w:top w:val="none" w:sz="0" w:space="0" w:color="000000"/>
-              <w:left w:val="none" w:sz="0" w:space="0" w:color="000000"/>
-              <w:right w:val="none" w:sz="0" w:space="0" w:color="000000"/>
-            </w:tcBorders>
-            <w:shd w:val="clear" w:color="auto" w:fill="FFFFFF"/>
-            <w:tcMar>
-              <w:top w:w="0" w:type="dxa"/>
-              <w:bottom w:w="0" w:type="dxa"/>
-              <w:left w:w="0" w:type="dxa"/>
-              <w:right w:w="0" w:type="dxa"/>
-            </w:tcMar>
-            <w:vAlign w:val="top"/>
-          </w:tcPr>
-          <w:p>
-            <w:pPr>
-              <w:pStyle w:val="Normal"/>
-              <w:jc w:val="center"/>
-              <w:pBdr>
-                <w:bottom w:val="none" w:sz="0" w:space="0" w:color="000000"/>
-                <w:top w:val="none" w:sz="0" w:space="0" w:color="000000"/>
-                <w:left w:val="none" w:sz="0" w:space="0" w:color="000000"/>
-                <w:right w:val="none" w:sz="0" w:space="0" w:color="000000"/>
-              </w:pBdr>
-              <w:spacing w:after="100" w:before="100" w:line="240"/>
-              <w:ind w:left="100" w:right="100" w:firstLine="0" w:firstLineChars="0"/>
-              <w:rPr>
-                <w:rFonts w:ascii="Helvetica" w:hAnsi="Helvetica" w:eastAsia="Helvetica" w:cs="Helvetica"/>
-                <w:i w:val="false"/>
-                <w:b w:val="false"/>
-                <w:u w:val="none"/>
-                <w:sz w:val="22"/>
-                <w:szCs w:val="22"/>
-                <w:color w:val="000000"/>
-              </w:rPr>
-            </w:pPr>
-            <w:r>
-              <w:rPr>
-                <w:rFonts w:ascii="Helvetica" w:hAnsi="Helvetica" w:eastAsia="Helvetica" w:cs="Helvetica"/>
-                <w:i w:val="false"/>
-                <w:b w:val="false"/>
-                <w:u w:val="none"/>
-                <w:sz w:val="22"/>
-                <w:szCs w:val="22"/>
-                <w:color w:val="000000"/>
-              </w:rPr>
-              <w:t xml:space="preserve">-41, 13</w:t>
-            </w:r>
-          </w:p>
-        </w:tc>
-        <w:tc>
-          <w:tcPr>
-            <w:tcBorders>
-              <w:bottom w:val="none" w:sz="0" w:space="0" w:color="000000"/>
-              <w:top w:val="none" w:sz="0" w:space="0" w:color="000000"/>
-              <w:left w:val="none" w:sz="0" w:space="0" w:color="000000"/>
-              <w:right w:val="none" w:sz="0" w:space="0" w:color="000000"/>
-            </w:tcBorders>
-            <w:shd w:val="clear" w:color="auto" w:fill="FFFFFF"/>
-            <w:tcMar>
-              <w:top w:w="0" w:type="dxa"/>
-              <w:bottom w:w="0" w:type="dxa"/>
-              <w:left w:w="0" w:type="dxa"/>
-              <w:right w:w="0" w:type="dxa"/>
-            </w:tcMar>
-            <w:vAlign w:val="top"/>
-          </w:tcPr>
-          <w:p>
-            <w:pPr>
-              <w:pStyle w:val="Normal"/>
-              <w:jc w:val="center"/>
-              <w:pBdr>
-                <w:bottom w:val="none" w:sz="0" w:space="0" w:color="000000"/>
-                <w:top w:val="none" w:sz="0" w:space="0" w:color="000000"/>
-                <w:left w:val="none" w:sz="0" w:space="0" w:color="000000"/>
-                <w:right w:val="none" w:sz="0" w:space="0" w:color="000000"/>
-              </w:pBdr>
-              <w:spacing w:after="100" w:before="100" w:line="240"/>
-              <w:ind w:left="100" w:right="100" w:firstLine="0" w:firstLineChars="0"/>
-              <w:rPr>
-                <w:rFonts w:ascii="Helvetica" w:hAnsi="Helvetica" w:eastAsia="Helvetica" w:cs="Helvetica"/>
-                <w:i w:val="false"/>
-                <w:b w:val="false"/>
-                <w:u w:val="none"/>
-                <w:sz w:val="22"/>
-                <w:szCs w:val="22"/>
-                <w:color w:val="000000"/>
-              </w:rPr>
-            </w:pPr>
-            <w:r>
-              <w:rPr>
-                <w:rFonts w:ascii="Helvetica" w:hAnsi="Helvetica" w:eastAsia="Helvetica" w:cs="Helvetica"/>
-                <w:i w:val="false"/>
-                <w:b w:val="false"/>
-                <w:u w:val="none"/>
-                <w:sz w:val="22"/>
-                <w:szCs w:val="22"/>
-                <w:color w:val="000000"/>
-              </w:rPr>
-              <w:t xml:space="preserve">0.318</w:t>
+              <w:t xml:space="preserve">-13</w:t>
+            </w:r>
+          </w:p>
+        </w:tc>
+        <w:tc>
+          <w:tcPr>
+            <w:tcBorders>
+              <w:bottom w:val="none" w:sz="0" w:space="0" w:color="000000"/>
+              <w:top w:val="none" w:sz="0" w:space="0" w:color="000000"/>
+              <w:left w:val="none" w:sz="0" w:space="0" w:color="000000"/>
+              <w:right w:val="none" w:sz="0" w:space="0" w:color="000000"/>
+            </w:tcBorders>
+            <w:shd w:val="clear" w:color="auto" w:fill="FFFFFF"/>
+            <w:tcMar>
+              <w:top w:w="0" w:type="dxa"/>
+              <w:bottom w:w="0" w:type="dxa"/>
+              <w:left w:w="0" w:type="dxa"/>
+              <w:right w:w="0" w:type="dxa"/>
+            </w:tcMar>
+            <w:vAlign w:val="top"/>
+          </w:tcPr>
+          <w:p>
+            <w:pPr>
+              <w:pStyle w:val="Normal"/>
+              <w:jc w:val="center"/>
+              <w:pBdr>
+                <w:bottom w:val="none" w:sz="0" w:space="0" w:color="000000"/>
+                <w:top w:val="none" w:sz="0" w:space="0" w:color="000000"/>
+                <w:left w:val="none" w:sz="0" w:space="0" w:color="000000"/>
+                <w:right w:val="none" w:sz="0" w:space="0" w:color="000000"/>
+              </w:pBdr>
+              <w:spacing w:after="100" w:before="100" w:line="240"/>
+              <w:ind w:left="100" w:right="100" w:firstLine="0" w:firstLineChars="0"/>
+              <w:rPr>
+                <w:rFonts w:ascii="Helvetica" w:hAnsi="Helvetica" w:eastAsia="Helvetica" w:cs="Helvetica"/>
+                <w:i w:val="false"/>
+                <w:b w:val="false"/>
+                <w:u w:val="none"/>
+                <w:sz w:val="22"/>
+                <w:szCs w:val="22"/>
+                <w:color w:val="000000"/>
+              </w:rPr>
+            </w:pPr>
+            <w:r>
+              <w:rPr>
+                <w:rFonts w:ascii="Helvetica" w:hAnsi="Helvetica" w:eastAsia="Helvetica" w:cs="Helvetica"/>
+                <w:i w:val="false"/>
+                <w:b w:val="false"/>
+                <w:u w:val="none"/>
+                <w:sz w:val="22"/>
+                <w:szCs w:val="22"/>
+                <w:color w:val="000000"/>
+              </w:rPr>
+              <w:t xml:space="preserve">-40, 14</w:t>
+            </w:r>
+          </w:p>
+        </w:tc>
+        <w:tc>
+          <w:tcPr>
+            <w:tcBorders>
+              <w:bottom w:val="none" w:sz="0" w:space="0" w:color="000000"/>
+              <w:top w:val="none" w:sz="0" w:space="0" w:color="000000"/>
+              <w:left w:val="none" w:sz="0" w:space="0" w:color="000000"/>
+              <w:right w:val="none" w:sz="0" w:space="0" w:color="000000"/>
+            </w:tcBorders>
+            <w:shd w:val="clear" w:color="auto" w:fill="FFFFFF"/>
+            <w:tcMar>
+              <w:top w:w="0" w:type="dxa"/>
+              <w:bottom w:w="0" w:type="dxa"/>
+              <w:left w:w="0" w:type="dxa"/>
+              <w:right w:w="0" w:type="dxa"/>
+            </w:tcMar>
+            <w:vAlign w:val="top"/>
+          </w:tcPr>
+          <w:p>
+            <w:pPr>
+              <w:pStyle w:val="Normal"/>
+              <w:jc w:val="center"/>
+              <w:pBdr>
+                <w:bottom w:val="none" w:sz="0" w:space="0" w:color="000000"/>
+                <w:top w:val="none" w:sz="0" w:space="0" w:color="000000"/>
+                <w:left w:val="none" w:sz="0" w:space="0" w:color="000000"/>
+                <w:right w:val="none" w:sz="0" w:space="0" w:color="000000"/>
+              </w:pBdr>
+              <w:spacing w:after="100" w:before="100" w:line="240"/>
+              <w:ind w:left="100" w:right="100" w:firstLine="0" w:firstLineChars="0"/>
+              <w:rPr>
+                <w:rFonts w:ascii="Helvetica" w:hAnsi="Helvetica" w:eastAsia="Helvetica" w:cs="Helvetica"/>
+                <w:i w:val="false"/>
+                <w:b w:val="false"/>
+                <w:u w:val="none"/>
+                <w:sz w:val="22"/>
+                <w:szCs w:val="22"/>
+                <w:color w:val="000000"/>
+              </w:rPr>
+            </w:pPr>
+            <w:r>
+              <w:rPr>
+                <w:rFonts w:ascii="Helvetica" w:hAnsi="Helvetica" w:eastAsia="Helvetica" w:cs="Helvetica"/>
+                <w:i w:val="false"/>
+                <w:b w:val="false"/>
+                <w:u w:val="none"/>
+                <w:sz w:val="22"/>
+                <w:szCs w:val="22"/>
+                <w:color w:val="000000"/>
+              </w:rPr>
+              <w:t xml:space="preserve">0.333</w:t>
             </w:r>
           </w:p>
         </w:tc>
@@ -12669,113 +12669,113 @@
                 <w:szCs w:val="22"/>
                 <w:color w:val="000000"/>
               </w:rPr>
-              <w:t xml:space="preserve">17</w:t>
-            </w:r>
-          </w:p>
-        </w:tc>
-        <w:tc>
-          <w:tcPr>
-            <w:tcBorders>
-              <w:bottom w:val="none" w:sz="0" w:space="0" w:color="000000"/>
-              <w:top w:val="none" w:sz="0" w:space="0" w:color="000000"/>
-              <w:left w:val="none" w:sz="0" w:space="0" w:color="000000"/>
-              <w:right w:val="none" w:sz="0" w:space="0" w:color="000000"/>
-            </w:tcBorders>
-            <w:shd w:val="clear" w:color="auto" w:fill="FFFFFF"/>
-            <w:tcMar>
-              <w:top w:w="0" w:type="dxa"/>
-              <w:bottom w:w="0" w:type="dxa"/>
-              <w:left w:w="0" w:type="dxa"/>
-              <w:right w:w="0" w:type="dxa"/>
-            </w:tcMar>
-            <w:vAlign w:val="top"/>
-          </w:tcPr>
-          <w:p>
-            <w:pPr>
-              <w:pStyle w:val="Normal"/>
-              <w:jc w:val="center"/>
-              <w:pBdr>
-                <w:bottom w:val="none" w:sz="0" w:space="0" w:color="000000"/>
-                <w:top w:val="none" w:sz="0" w:space="0" w:color="000000"/>
-                <w:left w:val="none" w:sz="0" w:space="0" w:color="000000"/>
-                <w:right w:val="none" w:sz="0" w:space="0" w:color="000000"/>
-              </w:pBdr>
-              <w:spacing w:after="100" w:before="100" w:line="240"/>
-              <w:ind w:left="100" w:right="100" w:firstLine="0" w:firstLineChars="0"/>
-              <w:rPr>
-                <w:rFonts w:ascii="Helvetica" w:hAnsi="Helvetica" w:eastAsia="Helvetica" w:cs="Helvetica"/>
-                <w:i w:val="false"/>
-                <w:b w:val="false"/>
-                <w:u w:val="none"/>
-                <w:sz w:val="22"/>
-                <w:szCs w:val="22"/>
-                <w:color w:val="000000"/>
-              </w:rPr>
-            </w:pPr>
-            <w:r>
-              <w:rPr>
-                <w:rFonts w:ascii="Helvetica" w:hAnsi="Helvetica" w:eastAsia="Helvetica" w:cs="Helvetica"/>
-                <w:i w:val="false"/>
-                <w:b w:val="false"/>
-                <w:u w:val="none"/>
-                <w:sz w:val="22"/>
-                <w:szCs w:val="22"/>
-                <w:color w:val="000000"/>
-              </w:rPr>
-              <w:t xml:space="preserve">2.2, 31</w:t>
-            </w:r>
-          </w:p>
-        </w:tc>
-        <w:tc>
-          <w:tcPr>
-            <w:tcBorders>
-              <w:bottom w:val="none" w:sz="0" w:space="0" w:color="000000"/>
-              <w:top w:val="none" w:sz="0" w:space="0" w:color="000000"/>
-              <w:left w:val="none" w:sz="0" w:space="0" w:color="000000"/>
-              <w:right w:val="none" w:sz="0" w:space="0" w:color="000000"/>
-            </w:tcBorders>
-            <w:shd w:val="clear" w:color="auto" w:fill="FFFFFF"/>
-            <w:tcMar>
-              <w:top w:w="0" w:type="dxa"/>
-              <w:bottom w:w="0" w:type="dxa"/>
-              <w:left w:w="0" w:type="dxa"/>
-              <w:right w:w="0" w:type="dxa"/>
-            </w:tcMar>
-            <w:vAlign w:val="top"/>
-          </w:tcPr>
-          <w:p>
-            <w:pPr>
-              <w:pStyle w:val="Normal"/>
-              <w:jc w:val="center"/>
-              <w:pBdr>
-                <w:bottom w:val="none" w:sz="0" w:space="0" w:color="000000"/>
-                <w:top w:val="none" w:sz="0" w:space="0" w:color="000000"/>
-                <w:left w:val="none" w:sz="0" w:space="0" w:color="000000"/>
-                <w:right w:val="none" w:sz="0" w:space="0" w:color="000000"/>
-              </w:pBdr>
-              <w:spacing w:after="100" w:before="100" w:line="240"/>
-              <w:ind w:left="100" w:right="100" w:firstLine="0" w:firstLineChars="0"/>
-              <w:rPr>
-                <w:rFonts w:ascii="Helvetica" w:hAnsi="Helvetica" w:eastAsia="Helvetica" w:cs="Helvetica"/>
-                <w:i w:val="false"/>
-                <w:b w:val="false"/>
-                <w:u w:val="none"/>
-                <w:sz w:val="22"/>
-                <w:szCs w:val="22"/>
-                <w:color w:val="000000"/>
-              </w:rPr>
-            </w:pPr>
-            <w:r>
-              <w:rPr>
-                <w:rFonts w:ascii="Helvetica" w:hAnsi="Helvetica" w:eastAsia="Helvetica" w:cs="Helvetica"/>
-                <w:i w:val="false"/>
-                <w:b w:val="false"/>
-                <w:u w:val="none"/>
-                <w:sz w:val="22"/>
-                <w:szCs w:val="22"/>
-                <w:color w:val="000000"/>
-              </w:rPr>
-              <w:t xml:space="preserve">0.024</w:t>
+              <w:t xml:space="preserve">16</w:t>
+            </w:r>
+          </w:p>
+        </w:tc>
+        <w:tc>
+          <w:tcPr>
+            <w:tcBorders>
+              <w:bottom w:val="none" w:sz="0" w:space="0" w:color="000000"/>
+              <w:top w:val="none" w:sz="0" w:space="0" w:color="000000"/>
+              <w:left w:val="none" w:sz="0" w:space="0" w:color="000000"/>
+              <w:right w:val="none" w:sz="0" w:space="0" w:color="000000"/>
+            </w:tcBorders>
+            <w:shd w:val="clear" w:color="auto" w:fill="FFFFFF"/>
+            <w:tcMar>
+              <w:top w:w="0" w:type="dxa"/>
+              <w:bottom w:w="0" w:type="dxa"/>
+              <w:left w:w="0" w:type="dxa"/>
+              <w:right w:w="0" w:type="dxa"/>
+            </w:tcMar>
+            <w:vAlign w:val="top"/>
+          </w:tcPr>
+          <w:p>
+            <w:pPr>
+              <w:pStyle w:val="Normal"/>
+              <w:jc w:val="center"/>
+              <w:pBdr>
+                <w:bottom w:val="none" w:sz="0" w:space="0" w:color="000000"/>
+                <w:top w:val="none" w:sz="0" w:space="0" w:color="000000"/>
+                <w:left w:val="none" w:sz="0" w:space="0" w:color="000000"/>
+                <w:right w:val="none" w:sz="0" w:space="0" w:color="000000"/>
+              </w:pBdr>
+              <w:spacing w:after="100" w:before="100" w:line="240"/>
+              <w:ind w:left="100" w:right="100" w:firstLine="0" w:firstLineChars="0"/>
+              <w:rPr>
+                <w:rFonts w:ascii="Helvetica" w:hAnsi="Helvetica" w:eastAsia="Helvetica" w:cs="Helvetica"/>
+                <w:i w:val="false"/>
+                <w:b w:val="false"/>
+                <w:u w:val="none"/>
+                <w:sz w:val="22"/>
+                <w:szCs w:val="22"/>
+                <w:color w:val="000000"/>
+              </w:rPr>
+            </w:pPr>
+            <w:r>
+              <w:rPr>
+                <w:rFonts w:ascii="Helvetica" w:hAnsi="Helvetica" w:eastAsia="Helvetica" w:cs="Helvetica"/>
+                <w:i w:val="false"/>
+                <w:b w:val="false"/>
+                <w:u w:val="none"/>
+                <w:sz w:val="22"/>
+                <w:szCs w:val="22"/>
+                <w:color w:val="000000"/>
+              </w:rPr>
+              <w:t xml:space="preserve">1.4, 30</w:t>
+            </w:r>
+          </w:p>
+        </w:tc>
+        <w:tc>
+          <w:tcPr>
+            <w:tcBorders>
+              <w:bottom w:val="none" w:sz="0" w:space="0" w:color="000000"/>
+              <w:top w:val="none" w:sz="0" w:space="0" w:color="000000"/>
+              <w:left w:val="none" w:sz="0" w:space="0" w:color="000000"/>
+              <w:right w:val="none" w:sz="0" w:space="0" w:color="000000"/>
+            </w:tcBorders>
+            <w:shd w:val="clear" w:color="auto" w:fill="FFFFFF"/>
+            <w:tcMar>
+              <w:top w:w="0" w:type="dxa"/>
+              <w:bottom w:w="0" w:type="dxa"/>
+              <w:left w:w="0" w:type="dxa"/>
+              <w:right w:w="0" w:type="dxa"/>
+            </w:tcMar>
+            <w:vAlign w:val="top"/>
+          </w:tcPr>
+          <w:p>
+            <w:pPr>
+              <w:pStyle w:val="Normal"/>
+              <w:jc w:val="center"/>
+              <w:pBdr>
+                <w:bottom w:val="none" w:sz="0" w:space="0" w:color="000000"/>
+                <w:top w:val="none" w:sz="0" w:space="0" w:color="000000"/>
+                <w:left w:val="none" w:sz="0" w:space="0" w:color="000000"/>
+                <w:right w:val="none" w:sz="0" w:space="0" w:color="000000"/>
+              </w:pBdr>
+              <w:spacing w:after="100" w:before="100" w:line="240"/>
+              <w:ind w:left="100" w:right="100" w:firstLine="0" w:firstLineChars="0"/>
+              <w:rPr>
+                <w:rFonts w:ascii="Helvetica" w:hAnsi="Helvetica" w:eastAsia="Helvetica" w:cs="Helvetica"/>
+                <w:i w:val="false"/>
+                <w:b w:val="false"/>
+                <w:u w:val="none"/>
+                <w:sz w:val="22"/>
+                <w:szCs w:val="22"/>
+                <w:color w:val="000000"/>
+              </w:rPr>
+            </w:pPr>
+            <w:r>
+              <w:rPr>
+                <w:rFonts w:ascii="Helvetica" w:hAnsi="Helvetica" w:eastAsia="Helvetica" w:cs="Helvetica"/>
+                <w:i w:val="false"/>
+                <w:b w:val="false"/>
+                <w:u w:val="none"/>
+                <w:sz w:val="22"/>
+                <w:szCs w:val="22"/>
+                <w:color w:val="000000"/>
+              </w:rPr>
+              <w:t xml:space="preserve">0.032</w:t>
             </w:r>
           </w:p>
         </w:tc>
@@ -13152,113 +13152,113 @@
                 <w:szCs w:val="22"/>
                 <w:color w:val="000000"/>
               </w:rPr>
-              <w:t xml:space="preserve">-0.11</w:t>
-            </w:r>
-          </w:p>
-        </w:tc>
-        <w:tc>
-          <w:tcPr>
-            <w:tcBorders>
-              <w:bottom w:val="none" w:sz="0" w:space="0" w:color="000000"/>
-              <w:top w:val="none" w:sz="0" w:space="0" w:color="000000"/>
-              <w:left w:val="none" w:sz="0" w:space="0" w:color="000000"/>
-              <w:right w:val="none" w:sz="0" w:space="0" w:color="000000"/>
-            </w:tcBorders>
-            <w:shd w:val="clear" w:color="auto" w:fill="FFFFFF"/>
-            <w:tcMar>
-              <w:top w:w="0" w:type="dxa"/>
-              <w:bottom w:w="0" w:type="dxa"/>
-              <w:left w:w="0" w:type="dxa"/>
-              <w:right w:w="0" w:type="dxa"/>
-            </w:tcMar>
-            <w:vAlign w:val="top"/>
-          </w:tcPr>
-          <w:p>
-            <w:pPr>
-              <w:pStyle w:val="Normal"/>
-              <w:jc w:val="center"/>
-              <w:pBdr>
-                <w:bottom w:val="none" w:sz="0" w:space="0" w:color="000000"/>
-                <w:top w:val="none" w:sz="0" w:space="0" w:color="000000"/>
-                <w:left w:val="none" w:sz="0" w:space="0" w:color="000000"/>
-                <w:right w:val="none" w:sz="0" w:space="0" w:color="000000"/>
-              </w:pBdr>
-              <w:spacing w:after="100" w:before="100" w:line="240"/>
-              <w:ind w:left="100" w:right="100" w:firstLine="0" w:firstLineChars="0"/>
-              <w:rPr>
-                <w:rFonts w:ascii="Helvetica" w:hAnsi="Helvetica" w:eastAsia="Helvetica" w:cs="Helvetica"/>
-                <w:i w:val="false"/>
-                <w:b w:val="false"/>
-                <w:u w:val="none"/>
-                <w:sz w:val="22"/>
-                <w:szCs w:val="22"/>
-                <w:color w:val="000000"/>
-              </w:rPr>
-            </w:pPr>
-            <w:r>
-              <w:rPr>
-                <w:rFonts w:ascii="Helvetica" w:hAnsi="Helvetica" w:eastAsia="Helvetica" w:cs="Helvetica"/>
-                <w:i w:val="false"/>
-                <w:b w:val="false"/>
-                <w:u w:val="none"/>
-                <w:sz w:val="22"/>
-                <w:szCs w:val="22"/>
-                <w:color w:val="000000"/>
-              </w:rPr>
-              <w:t xml:space="preserve">-0.75, 0.52</w:t>
-            </w:r>
-          </w:p>
-        </w:tc>
-        <w:tc>
-          <w:tcPr>
-            <w:tcBorders>
-              <w:bottom w:val="none" w:sz="0" w:space="0" w:color="000000"/>
-              <w:top w:val="none" w:sz="0" w:space="0" w:color="000000"/>
-              <w:left w:val="none" w:sz="0" w:space="0" w:color="000000"/>
-              <w:right w:val="none" w:sz="0" w:space="0" w:color="000000"/>
-            </w:tcBorders>
-            <w:shd w:val="clear" w:color="auto" w:fill="FFFFFF"/>
-            <w:tcMar>
-              <w:top w:w="0" w:type="dxa"/>
-              <w:bottom w:w="0" w:type="dxa"/>
-              <w:left w:w="0" w:type="dxa"/>
-              <w:right w:w="0" w:type="dxa"/>
-            </w:tcMar>
-            <w:vAlign w:val="top"/>
-          </w:tcPr>
-          <w:p>
-            <w:pPr>
-              <w:pStyle w:val="Normal"/>
-              <w:jc w:val="center"/>
-              <w:pBdr>
-                <w:bottom w:val="none" w:sz="0" w:space="0" w:color="000000"/>
-                <w:top w:val="none" w:sz="0" w:space="0" w:color="000000"/>
-                <w:left w:val="none" w:sz="0" w:space="0" w:color="000000"/>
-                <w:right w:val="none" w:sz="0" w:space="0" w:color="000000"/>
-              </w:pBdr>
-              <w:spacing w:after="100" w:before="100" w:line="240"/>
-              <w:ind w:left="100" w:right="100" w:firstLine="0" w:firstLineChars="0"/>
-              <w:rPr>
-                <w:rFonts w:ascii="Helvetica" w:hAnsi="Helvetica" w:eastAsia="Helvetica" w:cs="Helvetica"/>
-                <w:i w:val="false"/>
-                <w:b w:val="false"/>
-                <w:u w:val="none"/>
-                <w:sz w:val="22"/>
-                <w:szCs w:val="22"/>
-                <w:color w:val="000000"/>
-              </w:rPr>
-            </w:pPr>
-            <w:r>
-              <w:rPr>
-                <w:rFonts w:ascii="Helvetica" w:hAnsi="Helvetica" w:eastAsia="Helvetica" w:cs="Helvetica"/>
-                <w:i w:val="false"/>
-                <w:b w:val="false"/>
-                <w:u w:val="none"/>
-                <w:sz w:val="22"/>
-                <w:szCs w:val="22"/>
-                <w:color w:val="000000"/>
-              </w:rPr>
-              <w:t xml:space="preserve">0.723</w:t>
+              <w:t xml:space="preserve">-0.73</w:t>
+            </w:r>
+          </w:p>
+        </w:tc>
+        <w:tc>
+          <w:tcPr>
+            <w:tcBorders>
+              <w:bottom w:val="none" w:sz="0" w:space="0" w:color="000000"/>
+              <w:top w:val="none" w:sz="0" w:space="0" w:color="000000"/>
+              <w:left w:val="none" w:sz="0" w:space="0" w:color="000000"/>
+              <w:right w:val="none" w:sz="0" w:space="0" w:color="000000"/>
+            </w:tcBorders>
+            <w:shd w:val="clear" w:color="auto" w:fill="FFFFFF"/>
+            <w:tcMar>
+              <w:top w:w="0" w:type="dxa"/>
+              <w:bottom w:w="0" w:type="dxa"/>
+              <w:left w:w="0" w:type="dxa"/>
+              <w:right w:w="0" w:type="dxa"/>
+            </w:tcMar>
+            <w:vAlign w:val="top"/>
+          </w:tcPr>
+          <w:p>
+            <w:pPr>
+              <w:pStyle w:val="Normal"/>
+              <w:jc w:val="center"/>
+              <w:pBdr>
+                <w:bottom w:val="none" w:sz="0" w:space="0" w:color="000000"/>
+                <w:top w:val="none" w:sz="0" w:space="0" w:color="000000"/>
+                <w:left w:val="none" w:sz="0" w:space="0" w:color="000000"/>
+                <w:right w:val="none" w:sz="0" w:space="0" w:color="000000"/>
+              </w:pBdr>
+              <w:spacing w:after="100" w:before="100" w:line="240"/>
+              <w:ind w:left="100" w:right="100" w:firstLine="0" w:firstLineChars="0"/>
+              <w:rPr>
+                <w:rFonts w:ascii="Helvetica" w:hAnsi="Helvetica" w:eastAsia="Helvetica" w:cs="Helvetica"/>
+                <w:i w:val="false"/>
+                <w:b w:val="false"/>
+                <w:u w:val="none"/>
+                <w:sz w:val="22"/>
+                <w:szCs w:val="22"/>
+                <w:color w:val="000000"/>
+              </w:rPr>
+            </w:pPr>
+            <w:r>
+              <w:rPr>
+                <w:rFonts w:ascii="Helvetica" w:hAnsi="Helvetica" w:eastAsia="Helvetica" w:cs="Helvetica"/>
+                <w:i w:val="false"/>
+                <w:b w:val="false"/>
+                <w:u w:val="none"/>
+                <w:sz w:val="22"/>
+                <w:szCs w:val="22"/>
+                <w:color w:val="000000"/>
+              </w:rPr>
+              <w:t xml:space="preserve">-1.3, -0.20</w:t>
+            </w:r>
+          </w:p>
+        </w:tc>
+        <w:tc>
+          <w:tcPr>
+            <w:tcBorders>
+              <w:bottom w:val="none" w:sz="0" w:space="0" w:color="000000"/>
+              <w:top w:val="none" w:sz="0" w:space="0" w:color="000000"/>
+              <w:left w:val="none" w:sz="0" w:space="0" w:color="000000"/>
+              <w:right w:val="none" w:sz="0" w:space="0" w:color="000000"/>
+            </w:tcBorders>
+            <w:shd w:val="clear" w:color="auto" w:fill="FFFFFF"/>
+            <w:tcMar>
+              <w:top w:w="0" w:type="dxa"/>
+              <w:bottom w:w="0" w:type="dxa"/>
+              <w:left w:w="0" w:type="dxa"/>
+              <w:right w:w="0" w:type="dxa"/>
+            </w:tcMar>
+            <w:vAlign w:val="top"/>
+          </w:tcPr>
+          <w:p>
+            <w:pPr>
+              <w:pStyle w:val="Normal"/>
+              <w:jc w:val="center"/>
+              <w:pBdr>
+                <w:bottom w:val="none" w:sz="0" w:space="0" w:color="000000"/>
+                <w:top w:val="none" w:sz="0" w:space="0" w:color="000000"/>
+                <w:left w:val="none" w:sz="0" w:space="0" w:color="000000"/>
+                <w:right w:val="none" w:sz="0" w:space="0" w:color="000000"/>
+              </w:pBdr>
+              <w:spacing w:after="100" w:before="100" w:line="240"/>
+              <w:ind w:left="100" w:right="100" w:firstLine="0" w:firstLineChars="0"/>
+              <w:rPr>
+                <w:rFonts w:ascii="Helvetica" w:hAnsi="Helvetica" w:eastAsia="Helvetica" w:cs="Helvetica"/>
+                <w:i w:val="false"/>
+                <w:b w:val="false"/>
+                <w:u w:val="none"/>
+                <w:sz w:val="22"/>
+                <w:szCs w:val="22"/>
+                <w:color w:val="000000"/>
+              </w:rPr>
+            </w:pPr>
+            <w:r>
+              <w:rPr>
+                <w:rFonts w:ascii="Helvetica" w:hAnsi="Helvetica" w:eastAsia="Helvetica" w:cs="Helvetica"/>
+                <w:i w:val="false"/>
+                <w:b w:val="false"/>
+                <w:u w:val="none"/>
+                <w:sz w:val="22"/>
+                <w:szCs w:val="22"/>
+                <w:color w:val="000000"/>
+              </w:rPr>
+              <w:t xml:space="preserve">0.008</w:t>
             </w:r>
           </w:p>
         </w:tc>
@@ -13635,113 +13635,113 @@
                 <w:szCs w:val="22"/>
                 <w:color w:val="000000"/>
               </w:rPr>
-              <w:t xml:space="preserve">12</w:t>
-            </w:r>
-          </w:p>
-        </w:tc>
-        <w:tc>
-          <w:tcPr>
-            <w:tcBorders>
-              <w:bottom w:val="none" w:sz="0" w:space="0" w:color="000000"/>
-              <w:top w:val="none" w:sz="0" w:space="0" w:color="000000"/>
-              <w:left w:val="none" w:sz="0" w:space="0" w:color="000000"/>
-              <w:right w:val="none" w:sz="0" w:space="0" w:color="000000"/>
-            </w:tcBorders>
-            <w:shd w:val="clear" w:color="auto" w:fill="FFFFFF"/>
-            <w:tcMar>
-              <w:top w:w="0" w:type="dxa"/>
-              <w:bottom w:w="0" w:type="dxa"/>
-              <w:left w:w="0" w:type="dxa"/>
-              <w:right w:w="0" w:type="dxa"/>
-            </w:tcMar>
-            <w:vAlign w:val="top"/>
-          </w:tcPr>
-          <w:p>
-            <w:pPr>
-              <w:pStyle w:val="Normal"/>
-              <w:jc w:val="center"/>
-              <w:pBdr>
-                <w:bottom w:val="none" w:sz="0" w:space="0" w:color="000000"/>
-                <w:top w:val="none" w:sz="0" w:space="0" w:color="000000"/>
-                <w:left w:val="none" w:sz="0" w:space="0" w:color="000000"/>
-                <w:right w:val="none" w:sz="0" w:space="0" w:color="000000"/>
-              </w:pBdr>
-              <w:spacing w:after="100" w:before="100" w:line="240"/>
-              <w:ind w:left="100" w:right="100" w:firstLine="0" w:firstLineChars="0"/>
-              <w:rPr>
-                <w:rFonts w:ascii="Helvetica" w:hAnsi="Helvetica" w:eastAsia="Helvetica" w:cs="Helvetica"/>
-                <w:i w:val="false"/>
-                <w:b w:val="false"/>
-                <w:u w:val="none"/>
-                <w:sz w:val="22"/>
-                <w:szCs w:val="22"/>
-                <w:color w:val="000000"/>
-              </w:rPr>
-            </w:pPr>
-            <w:r>
-              <w:rPr>
-                <w:rFonts w:ascii="Helvetica" w:hAnsi="Helvetica" w:eastAsia="Helvetica" w:cs="Helvetica"/>
-                <w:i w:val="false"/>
-                <w:b w:val="false"/>
-                <w:u w:val="none"/>
-                <w:sz w:val="22"/>
-                <w:szCs w:val="22"/>
-                <w:color w:val="000000"/>
-              </w:rPr>
-              <w:t xml:space="preserve">2.4, 22</w:t>
-            </w:r>
-          </w:p>
-        </w:tc>
-        <w:tc>
-          <w:tcPr>
-            <w:tcBorders>
-              <w:bottom w:val="none" w:sz="0" w:space="0" w:color="000000"/>
-              <w:top w:val="none" w:sz="0" w:space="0" w:color="000000"/>
-              <w:left w:val="none" w:sz="0" w:space="0" w:color="000000"/>
-              <w:right w:val="none" w:sz="0" w:space="0" w:color="000000"/>
-            </w:tcBorders>
-            <w:shd w:val="clear" w:color="auto" w:fill="FFFFFF"/>
-            <w:tcMar>
-              <w:top w:w="0" w:type="dxa"/>
-              <w:bottom w:w="0" w:type="dxa"/>
-              <w:left w:w="0" w:type="dxa"/>
-              <w:right w:w="0" w:type="dxa"/>
-            </w:tcMar>
-            <w:vAlign w:val="top"/>
-          </w:tcPr>
-          <w:p>
-            <w:pPr>
-              <w:pStyle w:val="Normal"/>
-              <w:jc w:val="center"/>
-              <w:pBdr>
-                <w:bottom w:val="none" w:sz="0" w:space="0" w:color="000000"/>
-                <w:top w:val="none" w:sz="0" w:space="0" w:color="000000"/>
-                <w:left w:val="none" w:sz="0" w:space="0" w:color="000000"/>
-                <w:right w:val="none" w:sz="0" w:space="0" w:color="000000"/>
-              </w:pBdr>
-              <w:spacing w:after="100" w:before="100" w:line="240"/>
-              <w:ind w:left="100" w:right="100" w:firstLine="0" w:firstLineChars="0"/>
-              <w:rPr>
-                <w:rFonts w:ascii="Helvetica" w:hAnsi="Helvetica" w:eastAsia="Helvetica" w:cs="Helvetica"/>
-                <w:i w:val="false"/>
-                <w:b w:val="false"/>
-                <w:u w:val="none"/>
-                <w:sz w:val="22"/>
-                <w:szCs w:val="22"/>
-                <w:color w:val="000000"/>
-              </w:rPr>
-            </w:pPr>
-            <w:r>
-              <w:rPr>
-                <w:rFonts w:ascii="Helvetica" w:hAnsi="Helvetica" w:eastAsia="Helvetica" w:cs="Helvetica"/>
-                <w:i w:val="false"/>
-                <w:b w:val="false"/>
-                <w:u w:val="none"/>
-                <w:sz w:val="22"/>
-                <w:szCs w:val="22"/>
-                <w:color w:val="000000"/>
-              </w:rPr>
-              <w:t xml:space="preserve">0.015</w:t>
+              <w:t xml:space="preserve">13</w:t>
+            </w:r>
+          </w:p>
+        </w:tc>
+        <w:tc>
+          <w:tcPr>
+            <w:tcBorders>
+              <w:bottom w:val="none" w:sz="0" w:space="0" w:color="000000"/>
+              <w:top w:val="none" w:sz="0" w:space="0" w:color="000000"/>
+              <w:left w:val="none" w:sz="0" w:space="0" w:color="000000"/>
+              <w:right w:val="none" w:sz="0" w:space="0" w:color="000000"/>
+            </w:tcBorders>
+            <w:shd w:val="clear" w:color="auto" w:fill="FFFFFF"/>
+            <w:tcMar>
+              <w:top w:w="0" w:type="dxa"/>
+              <w:bottom w:w="0" w:type="dxa"/>
+              <w:left w:w="0" w:type="dxa"/>
+              <w:right w:w="0" w:type="dxa"/>
+            </w:tcMar>
+            <w:vAlign w:val="top"/>
+          </w:tcPr>
+          <w:p>
+            <w:pPr>
+              <w:pStyle w:val="Normal"/>
+              <w:jc w:val="center"/>
+              <w:pBdr>
+                <w:bottom w:val="none" w:sz="0" w:space="0" w:color="000000"/>
+                <w:top w:val="none" w:sz="0" w:space="0" w:color="000000"/>
+                <w:left w:val="none" w:sz="0" w:space="0" w:color="000000"/>
+                <w:right w:val="none" w:sz="0" w:space="0" w:color="000000"/>
+              </w:pBdr>
+              <w:spacing w:after="100" w:before="100" w:line="240"/>
+              <w:ind w:left="100" w:right="100" w:firstLine="0" w:firstLineChars="0"/>
+              <w:rPr>
+                <w:rFonts w:ascii="Helvetica" w:hAnsi="Helvetica" w:eastAsia="Helvetica" w:cs="Helvetica"/>
+                <w:i w:val="false"/>
+                <w:b w:val="false"/>
+                <w:u w:val="none"/>
+                <w:sz w:val="22"/>
+                <w:szCs w:val="22"/>
+                <w:color w:val="000000"/>
+              </w:rPr>
+            </w:pPr>
+            <w:r>
+              <w:rPr>
+                <w:rFonts w:ascii="Helvetica" w:hAnsi="Helvetica" w:eastAsia="Helvetica" w:cs="Helvetica"/>
+                <w:i w:val="false"/>
+                <w:b w:val="false"/>
+                <w:u w:val="none"/>
+                <w:sz w:val="22"/>
+                <w:szCs w:val="22"/>
+                <w:color w:val="000000"/>
+              </w:rPr>
+              <w:t xml:space="preserve">3.3, 23</w:t>
+            </w:r>
+          </w:p>
+        </w:tc>
+        <w:tc>
+          <w:tcPr>
+            <w:tcBorders>
+              <w:bottom w:val="none" w:sz="0" w:space="0" w:color="000000"/>
+              <w:top w:val="none" w:sz="0" w:space="0" w:color="000000"/>
+              <w:left w:val="none" w:sz="0" w:space="0" w:color="000000"/>
+              <w:right w:val="none" w:sz="0" w:space="0" w:color="000000"/>
+            </w:tcBorders>
+            <w:shd w:val="clear" w:color="auto" w:fill="FFFFFF"/>
+            <w:tcMar>
+              <w:top w:w="0" w:type="dxa"/>
+              <w:bottom w:w="0" w:type="dxa"/>
+              <w:left w:w="0" w:type="dxa"/>
+              <w:right w:w="0" w:type="dxa"/>
+            </w:tcMar>
+            <w:vAlign w:val="top"/>
+          </w:tcPr>
+          <w:p>
+            <w:pPr>
+              <w:pStyle w:val="Normal"/>
+              <w:jc w:val="center"/>
+              <w:pBdr>
+                <w:bottom w:val="none" w:sz="0" w:space="0" w:color="000000"/>
+                <w:top w:val="none" w:sz="0" w:space="0" w:color="000000"/>
+                <w:left w:val="none" w:sz="0" w:space="0" w:color="000000"/>
+                <w:right w:val="none" w:sz="0" w:space="0" w:color="000000"/>
+              </w:pBdr>
+              <w:spacing w:after="100" w:before="100" w:line="240"/>
+              <w:ind w:left="100" w:right="100" w:firstLine="0" w:firstLineChars="0"/>
+              <w:rPr>
+                <w:rFonts w:ascii="Helvetica" w:hAnsi="Helvetica" w:eastAsia="Helvetica" w:cs="Helvetica"/>
+                <w:i w:val="false"/>
+                <w:b w:val="false"/>
+                <w:u w:val="none"/>
+                <w:sz w:val="22"/>
+                <w:szCs w:val="22"/>
+                <w:color w:val="000000"/>
+              </w:rPr>
+            </w:pPr>
+            <w:r>
+              <w:rPr>
+                <w:rFonts w:ascii="Helvetica" w:hAnsi="Helvetica" w:eastAsia="Helvetica" w:cs="Helvetica"/>
+                <w:i w:val="false"/>
+                <w:b w:val="false"/>
+                <w:u w:val="none"/>
+                <w:sz w:val="22"/>
+                <w:szCs w:val="22"/>
+                <w:color w:val="000000"/>
+              </w:rPr>
+              <w:t xml:space="preserve">0.010</w:t>
             </w:r>
           </w:p>
         </w:tc>
@@ -14118,120 +14118,120 @@
                 <w:szCs w:val="22"/>
                 <w:color w:val="000000"/>
               </w:rPr>
-              <w:t xml:space="preserve">-1.6</w:t>
-            </w:r>
-          </w:p>
-        </w:tc>
-        <w:tc>
-          <w:tcPr>
-            <w:tcBorders>
-              <w:bottom w:val="none" w:sz="0" w:space="0" w:color="000000"/>
-              <w:top w:val="none" w:sz="0" w:space="0" w:color="000000"/>
-              <w:left w:val="none" w:sz="0" w:space="0" w:color="000000"/>
-              <w:right w:val="none" w:sz="0" w:space="0" w:color="000000"/>
-            </w:tcBorders>
-            <w:shd w:val="clear" w:color="auto" w:fill="FFFFFF"/>
-            <w:tcMar>
-              <w:top w:w="0" w:type="dxa"/>
-              <w:bottom w:w="0" w:type="dxa"/>
-              <w:left w:w="0" w:type="dxa"/>
-              <w:right w:w="0" w:type="dxa"/>
-            </w:tcMar>
-            <w:vAlign w:val="top"/>
-          </w:tcPr>
-          <w:p>
-            <w:pPr>
-              <w:pStyle w:val="Normal"/>
-              <w:jc w:val="center"/>
-              <w:pBdr>
-                <w:bottom w:val="none" w:sz="0" w:space="0" w:color="000000"/>
-                <w:top w:val="none" w:sz="0" w:space="0" w:color="000000"/>
-                <w:left w:val="none" w:sz="0" w:space="0" w:color="000000"/>
-                <w:right w:val="none" w:sz="0" w:space="0" w:color="000000"/>
-              </w:pBdr>
-              <w:spacing w:after="100" w:before="100" w:line="240"/>
-              <w:ind w:left="100" w:right="100" w:firstLine="0" w:firstLineChars="0"/>
-              <w:rPr>
-                <w:rFonts w:ascii="Helvetica" w:hAnsi="Helvetica" w:eastAsia="Helvetica" w:cs="Helvetica"/>
-                <w:i w:val="false"/>
-                <w:b w:val="false"/>
-                <w:u w:val="none"/>
-                <w:sz w:val="22"/>
-                <w:szCs w:val="22"/>
-                <w:color w:val="000000"/>
-              </w:rPr>
-            </w:pPr>
-            <w:r>
-              <w:rPr>
-                <w:rFonts w:ascii="Helvetica" w:hAnsi="Helvetica" w:eastAsia="Helvetica" w:cs="Helvetica"/>
-                <w:i w:val="false"/>
-                <w:b w:val="false"/>
-                <w:u w:val="none"/>
-                <w:sz w:val="22"/>
-                <w:szCs w:val="22"/>
-                <w:color w:val="000000"/>
-              </w:rPr>
-              <w:t xml:space="preserve">-10, 7.1</w:t>
-            </w:r>
-          </w:p>
-        </w:tc>
-        <w:tc>
-          <w:tcPr>
-            <w:tcBorders>
-              <w:bottom w:val="none" w:sz="0" w:space="0" w:color="000000"/>
-              <w:top w:val="none" w:sz="0" w:space="0" w:color="000000"/>
-              <w:left w:val="none" w:sz="0" w:space="0" w:color="000000"/>
-              <w:right w:val="none" w:sz="0" w:space="0" w:color="000000"/>
-            </w:tcBorders>
-            <w:shd w:val="clear" w:color="auto" w:fill="FFFFFF"/>
-            <w:tcMar>
-              <w:top w:w="0" w:type="dxa"/>
-              <w:bottom w:w="0" w:type="dxa"/>
-              <w:left w:w="0" w:type="dxa"/>
-              <w:right w:w="0" w:type="dxa"/>
-            </w:tcMar>
-            <w:vAlign w:val="top"/>
-          </w:tcPr>
-          <w:p>
-            <w:pPr>
-              <w:pStyle w:val="Normal"/>
-              <w:jc w:val="center"/>
-              <w:pBdr>
-                <w:bottom w:val="none" w:sz="0" w:space="0" w:color="000000"/>
-                <w:top w:val="none" w:sz="0" w:space="0" w:color="000000"/>
-                <w:left w:val="none" w:sz="0" w:space="0" w:color="000000"/>
-                <w:right w:val="none" w:sz="0" w:space="0" w:color="000000"/>
-              </w:pBdr>
-              <w:spacing w:after="100" w:before="100" w:line="240"/>
-              <w:ind w:left="100" w:right="100" w:firstLine="0" w:firstLineChars="0"/>
-              <w:rPr>
-                <w:rFonts w:ascii="Helvetica" w:hAnsi="Helvetica" w:eastAsia="Helvetica" w:cs="Helvetica"/>
-                <w:i w:val="false"/>
-                <w:b w:val="false"/>
-                <w:u w:val="none"/>
-                <w:sz w:val="22"/>
-                <w:szCs w:val="22"/>
-                <w:color w:val="000000"/>
-              </w:rPr>
-            </w:pPr>
-            <w:r>
-              <w:rPr>
-                <w:rFonts w:ascii="Helvetica" w:hAnsi="Helvetica" w:eastAsia="Helvetica" w:cs="Helvetica"/>
-                <w:i w:val="false"/>
-                <w:b w:val="false"/>
-                <w:u w:val="none"/>
-                <w:sz w:val="22"/>
-                <w:szCs w:val="22"/>
-                <w:color w:val="000000"/>
-              </w:rPr>
-              <w:t xml:space="preserve">0.720</w:t>
+              <w:t xml:space="preserve">-0.37</w:t>
+            </w:r>
+          </w:p>
+        </w:tc>
+        <w:tc>
+          <w:tcPr>
+            <w:tcBorders>
+              <w:bottom w:val="none" w:sz="0" w:space="0" w:color="000000"/>
+              <w:top w:val="none" w:sz="0" w:space="0" w:color="000000"/>
+              <w:left w:val="none" w:sz="0" w:space="0" w:color="000000"/>
+              <w:right w:val="none" w:sz="0" w:space="0" w:color="000000"/>
+            </w:tcBorders>
+            <w:shd w:val="clear" w:color="auto" w:fill="FFFFFF"/>
+            <w:tcMar>
+              <w:top w:w="0" w:type="dxa"/>
+              <w:bottom w:w="0" w:type="dxa"/>
+              <w:left w:w="0" w:type="dxa"/>
+              <w:right w:w="0" w:type="dxa"/>
+            </w:tcMar>
+            <w:vAlign w:val="top"/>
+          </w:tcPr>
+          <w:p>
+            <w:pPr>
+              <w:pStyle w:val="Normal"/>
+              <w:jc w:val="center"/>
+              <w:pBdr>
+                <w:bottom w:val="none" w:sz="0" w:space="0" w:color="000000"/>
+                <w:top w:val="none" w:sz="0" w:space="0" w:color="000000"/>
+                <w:left w:val="none" w:sz="0" w:space="0" w:color="000000"/>
+                <w:right w:val="none" w:sz="0" w:space="0" w:color="000000"/>
+              </w:pBdr>
+              <w:spacing w:after="100" w:before="100" w:line="240"/>
+              <w:ind w:left="100" w:right="100" w:firstLine="0" w:firstLineChars="0"/>
+              <w:rPr>
+                <w:rFonts w:ascii="Helvetica" w:hAnsi="Helvetica" w:eastAsia="Helvetica" w:cs="Helvetica"/>
+                <w:i w:val="false"/>
+                <w:b w:val="false"/>
+                <w:u w:val="none"/>
+                <w:sz w:val="22"/>
+                <w:szCs w:val="22"/>
+                <w:color w:val="000000"/>
+              </w:rPr>
+            </w:pPr>
+            <w:r>
+              <w:rPr>
+                <w:rFonts w:ascii="Helvetica" w:hAnsi="Helvetica" w:eastAsia="Helvetica" w:cs="Helvetica"/>
+                <w:i w:val="false"/>
+                <w:b w:val="false"/>
+                <w:u w:val="none"/>
+                <w:sz w:val="22"/>
+                <w:szCs w:val="22"/>
+                <w:color w:val="000000"/>
+              </w:rPr>
+              <w:t xml:space="preserve">-8.9, 8.2</w:t>
+            </w:r>
+          </w:p>
+        </w:tc>
+        <w:tc>
+          <w:tcPr>
+            <w:tcBorders>
+              <w:bottom w:val="none" w:sz="0" w:space="0" w:color="000000"/>
+              <w:top w:val="none" w:sz="0" w:space="0" w:color="000000"/>
+              <w:left w:val="none" w:sz="0" w:space="0" w:color="000000"/>
+              <w:right w:val="none" w:sz="0" w:space="0" w:color="000000"/>
+            </w:tcBorders>
+            <w:shd w:val="clear" w:color="auto" w:fill="FFFFFF"/>
+            <w:tcMar>
+              <w:top w:w="0" w:type="dxa"/>
+              <w:bottom w:w="0" w:type="dxa"/>
+              <w:left w:w="0" w:type="dxa"/>
+              <w:right w:w="0" w:type="dxa"/>
+            </w:tcMar>
+            <w:vAlign w:val="top"/>
+          </w:tcPr>
+          <w:p>
+            <w:pPr>
+              <w:pStyle w:val="Normal"/>
+              <w:jc w:val="center"/>
+              <w:pBdr>
+                <w:bottom w:val="none" w:sz="0" w:space="0" w:color="000000"/>
+                <w:top w:val="none" w:sz="0" w:space="0" w:color="000000"/>
+                <w:left w:val="none" w:sz="0" w:space="0" w:color="000000"/>
+                <w:right w:val="none" w:sz="0" w:space="0" w:color="000000"/>
+              </w:pBdr>
+              <w:spacing w:after="100" w:before="100" w:line="240"/>
+              <w:ind w:left="100" w:right="100" w:firstLine="0" w:firstLineChars="0"/>
+              <w:rPr>
+                <w:rFonts w:ascii="Helvetica" w:hAnsi="Helvetica" w:eastAsia="Helvetica" w:cs="Helvetica"/>
+                <w:i w:val="false"/>
+                <w:b w:val="false"/>
+                <w:u w:val="none"/>
+                <w:sz w:val="22"/>
+                <w:szCs w:val="22"/>
+                <w:color w:val="000000"/>
+              </w:rPr>
+            </w:pPr>
+            <w:r>
+              <w:rPr>
+                <w:rFonts w:ascii="Helvetica" w:hAnsi="Helvetica" w:eastAsia="Helvetica" w:cs="Helvetica"/>
+                <w:i w:val="false"/>
+                <w:b w:val="false"/>
+                <w:u w:val="none"/>
+                <w:sz w:val="22"/>
+                <w:szCs w:val="22"/>
+                <w:color w:val="000000"/>
+              </w:rPr>
+              <w:t xml:space="preserve">0.932</w:t>
             </w:r>
           </w:p>
         </w:tc>
       </w:tr>
       <w:tr>
         <w:trPr>
-          <w:trHeight w:val="598" w:hRule="auto"/>
+          <w:trHeight w:val="619" w:hRule="auto"/>
         </w:trPr>
         body29
         <w:tc>
@@ -14283,7 +14283,7 @@
                 <w:szCs w:val="22"/>
                 <w:color w:val="000000"/>
               </w:rPr>
-              <w:t xml:space="preserve">cockcroft</w:t>
+              <w:t xml:space="preserve">ckd_epi_gfr_cre_cys</w:t>
             </w:r>
           </w:p>
         </w:tc>
@@ -14389,7 +14389,7 @@
                 <w:szCs w:val="22"/>
                 <w:color w:val="000000"/>
               </w:rPr>
-              <w:t xml:space="preserve">-0.16</w:t>
+              <w:t xml:space="preserve">-0.11</w:t>
             </w:r>
           </w:p>
         </w:tc>
@@ -14442,7 +14442,7 @@
                 <w:szCs w:val="22"/>
                 <w:color w:val="000000"/>
               </w:rPr>
-              <w:t xml:space="preserve">-0.25, -0.06</w:t>
+              <w:t xml:space="preserve">-0.27, 0.04</w:t>
             </w:r>
           </w:p>
         </w:tc>
@@ -14495,7 +14495,7 @@
                 <w:szCs w:val="22"/>
                 <w:color w:val="000000"/>
               </w:rPr>
-              <w:t xml:space="preserve">0.001</w:t>
+              <w:t xml:space="preserve">0.144</w:t>
             </w:r>
           </w:p>
         </w:tc>
@@ -14601,7 +14601,7 @@
                 <w:szCs w:val="22"/>
                 <w:color w:val="000000"/>
               </w:rPr>
-              <w:t xml:space="preserve">-0.17</w:t>
+              <w:t xml:space="preserve">-0.24</w:t>
             </w:r>
           </w:p>
         </w:tc>
@@ -14654,7 +14654,7 @@
                 <w:szCs w:val="22"/>
                 <w:color w:val="000000"/>
               </w:rPr>
-              <w:t xml:space="preserve">-0.34, -0.01</w:t>
+              <w:t xml:space="preserve">-0.47, 0.00</w:t>
             </w:r>
           </w:p>
         </w:tc>
@@ -14707,7 +14707,7 @@
                 <w:szCs w:val="22"/>
                 <w:color w:val="000000"/>
               </w:rPr>
-              <w:t xml:space="preserve">0.036</w:t>
+              <w:t xml:space="preserve">0.047</w:t>
             </w:r>
           </w:p>
         </w:tc>
